--- a/ASL_Classification_Technical_Report_Final.docx
+++ b/ASL_Classification_Technical_Report_Final.docx
@@ -93,12 +93,6 @@
         <w:gridCol w:w="6160"/>
       </w:tblGrid>
       <w:tr>
-        <w:tblPrEx>
-          <w:tblCellMar>
-            <w:top w:w="0" w:type="dxa"/>
-            <w:bottom w:w="0" w:type="dxa"/>
-          </w:tblCellMar>
-        </w:tblPrEx>
         <w:trPr>
           <w:tblHeader/>
         </w:trPr>
@@ -170,12 +164,6 @@
         </w:tc>
       </w:tr>
       <w:tr>
-        <w:tblPrEx>
-          <w:tblCellMar>
-            <w:top w:w="0" w:type="dxa"/>
-            <w:bottom w:w="0" w:type="dxa"/>
-          </w:tblCellMar>
-        </w:tblPrEx>
         <w:tc>
           <w:tcPr>
             <w:tcW w:w="3200" w:type="dxa"/>
@@ -232,12 +220,6 @@
         </w:tc>
       </w:tr>
       <w:tr>
-        <w:tblPrEx>
-          <w:tblCellMar>
-            <w:top w:w="0" w:type="dxa"/>
-            <w:bottom w:w="0" w:type="dxa"/>
-          </w:tblCellMar>
-        </w:tblPrEx>
         <w:tc>
           <w:tcPr>
             <w:tcW w:w="3200" w:type="dxa"/>
@@ -294,12 +276,6 @@
         </w:tc>
       </w:tr>
       <w:tr>
-        <w:tblPrEx>
-          <w:tblCellMar>
-            <w:top w:w="0" w:type="dxa"/>
-            <w:bottom w:w="0" w:type="dxa"/>
-          </w:tblCellMar>
-        </w:tblPrEx>
         <w:tc>
           <w:tcPr>
             <w:tcW w:w="3200" w:type="dxa"/>
@@ -356,12 +332,6 @@
         </w:tc>
       </w:tr>
       <w:tr>
-        <w:tblPrEx>
-          <w:tblCellMar>
-            <w:top w:w="0" w:type="dxa"/>
-            <w:bottom w:w="0" w:type="dxa"/>
-          </w:tblCellMar>
-        </w:tblPrEx>
         <w:tc>
           <w:tcPr>
             <w:tcW w:w="3200" w:type="dxa"/>
@@ -418,12 +388,6 @@
         </w:tc>
       </w:tr>
       <w:tr>
-        <w:tblPrEx>
-          <w:tblCellMar>
-            <w:top w:w="0" w:type="dxa"/>
-            <w:bottom w:w="0" w:type="dxa"/>
-          </w:tblCellMar>
-        </w:tblPrEx>
         <w:tc>
           <w:tcPr>
             <w:tcW w:w="3200" w:type="dxa"/>
@@ -638,7 +602,7 @@
           <w:sz w:val="22"/>
           <w:szCs w:val="22"/>
         </w:rPr>
-        <w:t>····································································································</w:t>
+        <w:t xml:space="preserve">···································································································· </w:t>
       </w:r>
       <w:r>
         <w:rPr>
@@ -646,7 +610,19 @@
           <w:sz w:val="22"/>
           <w:szCs w:val="22"/>
         </w:rPr>
-        <w:t xml:space="preserve"> </w:t>
+        <w:t>7</w:t>
+      </w:r>
+    </w:p>
+    <w:p>
+      <w:pPr>
+        <w:spacing w:before="100" w:after="100"/>
+      </w:pPr>
+      <w:r>
+        <w:rPr>
+          <w:sz w:val="22"/>
+          <w:szCs w:val="22"/>
+        </w:rPr>
+        <w:t>4.  Methodology</w:t>
       </w:r>
       <w:r>
         <w:rPr>
@@ -654,19 +630,7 @@
           <w:sz w:val="22"/>
           <w:szCs w:val="22"/>
         </w:rPr>
-        <w:t>7</w:t>
-      </w:r>
-    </w:p>
-    <w:p>
-      <w:pPr>
-        <w:spacing w:before="100" w:after="100"/>
-      </w:pPr>
-      <w:r>
-        <w:rPr>
-          <w:sz w:val="22"/>
-          <w:szCs w:val="22"/>
-        </w:rPr>
-        <w:t>4.  Methodology</w:t>
+        <w:t xml:space="preserve">  ·····</w:t>
       </w:r>
       <w:r>
         <w:rPr>
@@ -674,23 +638,7 @@
           <w:sz w:val="22"/>
           <w:szCs w:val="22"/>
         </w:rPr>
-        <w:t xml:space="preserve">  ·····</w:t>
-      </w:r>
-      <w:r>
-        <w:rPr>
-          <w:color w:val="999999"/>
-          <w:sz w:val="22"/>
-          <w:szCs w:val="22"/>
-        </w:rPr>
-        <w:t>································································································</w:t>
-      </w:r>
-      <w:r>
-        <w:rPr>
-          <w:color w:val="999999"/>
-          <w:sz w:val="22"/>
-          <w:szCs w:val="22"/>
-        </w:rPr>
-        <w:t xml:space="preserve">  </w:t>
+        <w:t xml:space="preserve">································································································  </w:t>
       </w:r>
       <w:r>
         <w:rPr>
@@ -844,7 +792,7 @@
         <w:jc w:val="both"/>
       </w:pPr>
       <w:r>
-        <w:t>Sign language is the primary mode of communication for an estimated 70 million deaf and hard-of-hearing individuals worldwide. American Sign Language (ASL) alone serves approximately one million native signers in the United States and Canada, with several million additional users who adopt it as a second language. Despite this large population, the overwhelming majority of hearing people possess no sign language proficiency, creating a profound and systemic communication barrier that manifests in healthcare, education, employment, legal proceedings, and everyday social interactions.</w:t>
+        <w:t>Sign language is the chief means of communicating among an estimated 70 million deaf and hearing-impaired people around the world. Even ASL is used by approximately one million people in America and Canada and millions more as their secondary language. However, despite being a significant number, the vast majority of people having normal hearing do not understand sign language, resulting in a major communication gap between the hearing-impaired people and the rest of the world.</w:t>
       </w:r>
     </w:p>
     <w:p>
@@ -853,7 +801,10 @@
         <w:jc w:val="both"/>
       </w:pPr>
       <w:r>
-        <w:t>The consequences of this gap are tangible and documented. Deaf patients in hospitals without certified interpreters receive measurably lower-quality medical explanations and make less-informed treatment decisions. Deaf students in inclusive classrooms without adequate support face academic disadvantage. Deaf employees navigate professional environments with limited real-time communication access. Automated Sign Language Recognition (SLR) represents a technological intervention with the potential to substantially reduce these barriers by enabling real-time, device-based communication without requiring the presence of a human interpreter.</w:t>
+        <w:t>These repercussions are very real and have been documented. Deaf patients who attend hospitals without any certified interpreters get medical explanations that are not up to the mark and their decisions on treatments are uninformed. Inclusive classrooms where deaf students study but lack sufficient support find themselves at an educational disadvantage. Deaf workers function in the workplace with minimal communication opportunities. The automated Sign Language Recognition (SLR) is an example of technology with great ability to help solve these issues through real-time communication facilitated through a machine</w:t>
+      </w:r>
+      <w:r>
+        <w:t>.</w:t>
       </w:r>
     </w:p>
     <w:p>
@@ -882,12 +833,6 @@
         <w:gridCol w:w="9360"/>
       </w:tblGrid>
       <w:tr>
-        <w:tblPrEx>
-          <w:tblCellMar>
-            <w:top w:w="0" w:type="dxa"/>
-            <w:bottom w:w="0" w:type="dxa"/>
-          </w:tblCellMar>
-        </w:tblPrEx>
         <w:tc>
           <w:tcPr>
             <w:tcW w:w="9360" w:type="dxa"/>
@@ -915,7 +860,15 @@
                 <w:iCs/>
                 <w:color w:val="1A5C3A"/>
               </w:rPr>
-              <w:t>Research Theme: Assistive Computing via Computer Vision + Interpretable Machine Learning. This project investigates whether compact geometric hand-pose features extracted by a real-time landmark detector can replace expensive raw-pixel convolutional networks for static ASL classification, yielding a system that is simultaneously accurate, fast, explainable, and deployable on commodity hardware without GPU acceleration.</w:t>
+              <w:t>Research Topic: Interpretable Machine Learning in Assistive Computing with Computer Vision. This work seeks to find out whether the simple geometrical hand posture features produced by the real-time landmark detector can be used instead of costly pixel-convolution neural network to classify ASL gestures, resulting into an accurate, fast and interpretable machine learning model for commodity hardware.</w:t>
+            </w:r>
+            <w:r>
+              <w:rPr>
+                <w:i/>
+                <w:iCs/>
+                <w:color w:val="1A5C3A"/>
+              </w:rPr>
+              <w:t>.</w:t>
             </w:r>
           </w:p>
         </w:tc>
@@ -928,42 +881,70 @@
     </w:p>
     <w:p>
       <w:pPr>
+        <w:pStyle w:val="Heading2"/>
+        <w:rPr>
+          <w:b w:val="0"/>
+          <w:bCs w:val="0"/>
+          <w:color w:val="1A1A2E"/>
+          <w:sz w:val="21"/>
+          <w:szCs w:val="21"/>
+        </w:rPr>
+      </w:pPr>
+      <w:r>
+        <w:rPr>
+          <w:b w:val="0"/>
+          <w:bCs w:val="0"/>
+          <w:color w:val="1A1A2E"/>
+          <w:sz w:val="21"/>
+          <w:szCs w:val="21"/>
+        </w:rPr>
+        <w:t>The current project involves solving the static part of the ASL recognition problem, namely the classification of static hand poses representing each of the 26 letters of the English alphabet along with three functional symbols (space, deletion, and nothing). The problem of static fingerspelling recognition is clearly defined and constitutes a good starting point to work on the whole SLR problem. Fingerspelling recognition directly provides an aid for people with difficulties in writing, allows them to learn the alphabet, and can be used as a substitution of the standard keyboard.</w:t>
+      </w:r>
+    </w:p>
+    <w:p>
+      <w:pPr>
+        <w:pStyle w:val="Heading2"/>
+      </w:pPr>
+      <w:r>
+        <w:t>1.2  Research Significance and Novelty</w:t>
+      </w:r>
+    </w:p>
+    <w:p>
+      <w:pPr>
         <w:spacing w:before="60" w:after="60"/>
         <w:jc w:val="both"/>
       </w:pPr>
       <w:r>
-        <w:t>This project addresses the static sub-problem of ASL recognition: the classification of individual hand poses corresponding to the 26 letters of the alphabet plus three functional tokens (space, delete, nothing), as captured in still images. Static fingerspelling recognition is a well-defined entry point to the broader SLR problem. It directly enables fingerspelling assistive tools, educational letter-learning applications, keyboard-replacement interfaces for users with motor impairments, and forms the foundation upon which temporal sequence models for full-word recognition can be built.</w:t>
+        <w:t>This work operates in the overlap between two current research fields: real-time hand pose estimation and traditional supervised learning using structured geometric features. The main thesis of this work is that the 63-dimensional vector of landmarks generated by Google MediaPipe HandLandmarker algorithm carries enough discriminating information to reach state-of-the-art performance on 29-class ASL classification, but in contrast to raw-pixel based convolutions it is extremely efficient and compact.</w:t>
       </w:r>
     </w:p>
     <w:p>
       <w:pPr>
         <w:pStyle w:val="Heading2"/>
-      </w:pPr>
-      <w:r>
-        <w:t>1.2  Research Significance and Novelty</w:t>
-      </w:r>
-    </w:p>
-    <w:p>
-      <w:pPr>
-        <w:spacing w:before="60" w:after="60"/>
         <w:jc w:val="both"/>
-      </w:pPr>
-      <w:r>
-        <w:t>The project sits at the intersection of two active research areas: real-time hand pose estimation and classical supervised learning on structured geometric features. The central hypothesis is that the 63-dimensional landmark vector produced by Google MediaPipe HandLandmarker contains sufficient discriminative information to achieve state-of-the-art accuracy on 29-class ASL classification, while being dramatically more compact, interpretable, and deployment-friendly than raw-pixel convolutional approaches.</w:t>
-      </w:r>
-    </w:p>
-    <w:p>
-      <w:pPr>
-        <w:spacing w:before="60" w:after="60"/>
+        <w:rPr>
+          <w:b w:val="0"/>
+          <w:bCs w:val="0"/>
+          <w:color w:val="1A1A2E"/>
+          <w:sz w:val="21"/>
+          <w:szCs w:val="21"/>
+        </w:rPr>
+      </w:pPr>
+      <w:r>
+        <w:rPr>
+          <w:b w:val="0"/>
+          <w:bCs w:val="0"/>
+          <w:color w:val="1A1A2E"/>
+          <w:sz w:val="21"/>
+          <w:szCs w:val="21"/>
+        </w:rPr>
+        <w:t>There are three innovative aspects of this paper that make it different from other publications. First, the modern API for hand landmark detection called HandLandmarker Tasks API (version 0.10+ of MediaPipe) is used in this paper, which guarantees better detection quality compared to the older Hands API used in other papers. Secondly, SHAP (SHapley Additive exPlanations) is used to get meaningful anatomical importance ranks for features. Thirdly, the ready-to-use serialisation for inference on CPU under 15 milliseconds per image is provided.</w:t>
+      </w:r>
+    </w:p>
+    <w:p>
+      <w:pPr>
+        <w:pStyle w:val="Heading2"/>
         <w:jc w:val="both"/>
-      </w:pPr>
-      <w:r>
-        <w:t>Three novel contributions distinguish this work from prior published approaches. First, it employs the modern HandLandmarker Tasks API (MediaPipe 0.10+), which provides improved detection accuracy over the legacy Hands API used in most existing literature. Second, it incorporates SHAP (SHapley Additive exPlanations) analysis to produce anatomically grounded feature importance rankings, advancing interpretability in assistive technology. Third, it delivers a serialised, production-ready inference pipeline that runs on CPU in under 15 milliseconds per image.</w:t>
-      </w:r>
-    </w:p>
-    <w:p>
-      <w:pPr>
-        <w:pStyle w:val="Heading2"/>
       </w:pPr>
     </w:p>
     <w:p>
@@ -982,23 +963,20 @@
     </w:p>
     <w:p>
       <w:pPr>
-        <w:spacing w:before="60" w:after="60"/>
         <w:jc w:val="both"/>
       </w:pPr>
       <w:r>
-        <w:t>The scope of this project is intentionally bounded to static, single-hand, single-image classification. Dynamic signs involving temporal sequences (the majority of everyday ASL vocabulary), two-handed signs, and continuous sentence-level recognition are outside this scope but are identified as natural extensions in the conclusions. All experiments are performed on the Kaggle ASL Alphabet dataset, a widely used public benchmark that enables reproducible comparison with prior work.</w:t>
-      </w:r>
-    </w:p>
-    <w:p>
-      <w:pPr>
-        <w:spacing w:before="60" w:after="60"/>
+        <w:t>The scope of the current project is deliberately constrained to single static images, single-handed signs, and single-image classification. Dynamic gestures including time-dependent sequences (most of the ASL vocabulary), multi-handed signs, and sentence-level continuous gesture recognition fall out of the current scope but are listed as natural extensions in the conclusions. The experiments are conducted on the popular publicly available Kaggle ASL Alphabet dataset.</w:t>
+      </w:r>
+    </w:p>
+    <w:p>
+      <w:pPr>
         <w:jc w:val="both"/>
       </w:pPr>
       <w:r>
-        <w:t>Within this scope, the full machine learning engineering lifecycle is addressed: data acquisition, exploratory analysis, feature engineering, preprocessing, hyperparameter optimisation, rigorous evaluation, explainability analysis, and production deployment artefact generation. The codebase is structured as a reproducible Jupyter notebook executable in Google Colab without any specialist hardware requirements.</w:t>
-      </w:r>
-    </w:p>
-    <w:p/>
+        <w:t>In the scope of the current project, the entire process of ML engineering is considered: acquisition of the dataset, its exploration, feature engineering, preprocessing, hyperparameter tuning, proper evaluation, explainability analysis, and productionization artifacts creation. The entire codebase is provided as a reproducible Jupyter notebook executable in Google Colab environment without the need for any special hardware.</w:t>
+      </w:r>
+    </w:p>
     <w:p>
       <w:r>
         <w:rPr>
@@ -1025,7 +1003,37 @@
         <w:jc w:val="both"/>
       </w:pPr>
       <w:r>
-        <w:t>Research in automated sign language recognition spans more than three decades and has evolved through distinct technological generations. The first generation (circa 1990–2005) relied on instrumented data gloves, wrist-mounted accelerometers, and electromyographic sensors to capture hand kinematics directly. Systems by Fels &amp; Hinton (1995) and Kadous (1995) achieved reasonable accuracy on small vocabularies but suffered from invasive hardware requirements, high cost, and the inability to work across multiple devices without recalibration. These systems never reached practical deployment outside of laboratory settings.</w:t>
+        <w:t>The field of automated sign language recognition dates back to a period of over thirty years now and it has advanced in several stages of technological development. The first generation of these automated systems (1990–2005) utilized instrumented gloves, wrist-based accelerometers, and electromyographic sensors in order to obtain the kinematic information about hands. Sign language recognition systems developed by Fels &amp; Hinton (1995) and Kadous (1995) demonstrated reasonable results on small vocabularies but had some shortcomings due to invasive hardware, costly operation, and lack of cross-device operability without calibration.</w:t>
+      </w:r>
+    </w:p>
+    <w:p>
+      <w:pPr>
+        <w:pStyle w:val="Heading2"/>
+        <w:rPr>
+          <w:b w:val="0"/>
+          <w:bCs w:val="0"/>
+          <w:color w:val="1A1A2E"/>
+          <w:sz w:val="21"/>
+          <w:szCs w:val="21"/>
+        </w:rPr>
+      </w:pPr>
+      <w:r>
+        <w:rPr>
+          <w:b w:val="0"/>
+          <w:bCs w:val="0"/>
+          <w:color w:val="1A1A2E"/>
+          <w:sz w:val="21"/>
+          <w:szCs w:val="21"/>
+        </w:rPr>
+        <w:t>The second generation (2005 to 2015) capitalized on developments in computer vision, especially in the field of depth sensors like the Microsoft Kinect sensor. Feature descriptors based on manually engineered features such as HOG, Hu moments, Zernike moments, and Appearance-Based Template Matching were used with probabilistic classifiers like Hidden Markov Models (HMMs) for temporal modeling and SVM for static posture recognition. The use of depth data (z-channel of structured light sensors) partly solved the problem of ambiguity in representing 3D hands in a 2D image space.</w:t>
+      </w:r>
+    </w:p>
+    <w:p>
+      <w:pPr>
+        <w:pStyle w:val="Heading2"/>
+      </w:pPr>
+      <w:r>
+        <w:t>2.2  Deep Learning Era (2015 — Present)</w:t>
       </w:r>
     </w:p>
     <w:p>
@@ -1034,15 +1042,37 @@
         <w:jc w:val="both"/>
       </w:pPr>
       <w:r>
-        <w:t>The second generation (circa 2005–2015) exploited advances in computer vision, particularly depth cameras such as the Microsoft Kinect. Hand-crafted feature descriptors — Histogram of Oriented Gradients (HOG), Hu moments, Zernike moments, and appearance-based template matching — were paired with probabilistic classifiers including Hidden Markov Models (HMMs) for temporal modelling and Support Vector Machines for static poses. Depth information (the z-channel from structured-light sensors) partially addressed the inherent ambiguity of projecting a three-dimensional hand onto a two-dimensional image.</w:t>
+        <w:t>With the introduction of AlexNet on ImageNet in 2012, the third generation began using end-to-end deep convolutional neural networks that can learn feature representations directly from raw images. The LeNet and VGG architectures fine-tuned on sign language datasets managed to reach an accuracy rate of 90%-96% on the ASL recognition benchmarks. Transfer learning based on large-scale visual data sets such as ImageNet was adopted, allowing for high performance even without sufficient data for sign language recognition. Later architectures, such as MobileNetV2, EfficientNet, and ResNet50, could achieve an accuracy of 99%+ when trained on raw 200×200 pixel images in the Kaggle ASL Alphabet dataset.</w:t>
       </w:r>
     </w:p>
     <w:p>
       <w:pPr>
         <w:pStyle w:val="Heading2"/>
-      </w:pPr>
-      <w:r>
-        <w:t>2.2  Deep Learning Era (2015 — Present)</w:t>
+        <w:rPr>
+          <w:b w:val="0"/>
+          <w:bCs w:val="0"/>
+          <w:color w:val="1A1A2E"/>
+          <w:sz w:val="21"/>
+          <w:szCs w:val="21"/>
+        </w:rPr>
+      </w:pPr>
+      <w:r>
+        <w:rPr>
+          <w:b w:val="0"/>
+          <w:bCs w:val="0"/>
+          <w:color w:val="1A1A2E"/>
+          <w:sz w:val="21"/>
+          <w:szCs w:val="21"/>
+        </w:rPr>
+        <w:t>Although very accurate, deep CNN techniques suffer from three fundamental flaws that necessitate the use of the landmarks-based method in this project. First, they are costly to train and use due to their high computational requirements, usually needing GPU computation. Secondly, they are sensitive to domain shift, meaning a model that was trained using studio images (controlled background images) will perform poorly when deployed to work with webcam images with varying backgrounds and skin colors. Most importantly, deep CNNs are black box models that do not show how the prediction was made and why certain parts of an image were used.</w:t>
+      </w:r>
+    </w:p>
+    <w:p>
+      <w:pPr>
+        <w:pStyle w:val="Heading2"/>
+      </w:pPr>
+      <w:r>
+        <w:t>2.3  Landmark-Based Approaches: The Emerging Paradigm</w:t>
       </w:r>
     </w:p>
     <w:p>
@@ -1051,46 +1081,33 @@
         <w:jc w:val="both"/>
       </w:pPr>
       <w:r>
-        <w:t>The third generation, catalysed by the success of AlexNet on ImageNet in 2012, shifted the paradigm toward end-to-end deep convolutional networks that learn feature representations directly from raw image pixels. LeNet and VGG-style architectures fine-tuned on sign language datasets achieved accuracy rates of 90–96% on ASL recognition benchmarks. Transfer learning from large-scale visual datasets (ImageNet pre-training) became standard, enabling competitive performance with limited sign-specific training data. More recent architectures including MobileNetV2, EfficientNet, and ResNet50 pushed accuracy above 99% on the Kaggle ASL Alphabet dataset when trained on raw 200×200 pixel inputs.</w:t>
-      </w:r>
-    </w:p>
-    <w:p>
-      <w:pPr>
-        <w:spacing w:before="60" w:after="60"/>
-        <w:jc w:val="both"/>
-      </w:pPr>
-      <w:r>
-        <w:t>Despite impressive accuracy, deep CNN approaches exhibit three systematic weaknesses that motivate the landmark-based approach adopted in this project. First, they are computationally expensive at both training and inference time, typically requiring GPU acceleration. Second, they are sensitive to domain shift: a model trained on controlled-background studio images degrades substantially when deployed on webcam images with diverse backgrounds, lighting conditions, and skin tones. Third, and most critically for assistive technology applications, they are opaque black boxes that cannot explain which image regions or hand features drive a prediction, limiting trust and regulatory compliance in medical and legal contexts.</w:t>
+        <w:t xml:space="preserve">Fourth generation SLR systems have been developed using representations of skeletons of hands obtained through real-time pose estimation neural networks. MediaPipe (Google Research, 2019), which was created by Lugaresi et al. (2019), is one such example; the pipeline offers pre-trained models that can detect and localise 21 three-dimensional hand landmarks within 10 ms on CPU. The work by Taskiran et al. (2020) used a 63 dimensional landmark vector obtained using MediaPipe in combination </w:t>
+      </w:r>
+      <w:r>
+        <w:lastRenderedPageBreak/>
+        <w:t>with a Support Vector Machine and achieved 98.7% accuracy for 18 classes of Turkish Sign Language. Aly &amp; Aly (2020) also used the same approach to Arabic Sign Language using deep LSTM with landmark vectors achieving 98.2% accuracy.</w:t>
       </w:r>
     </w:p>
     <w:p>
       <w:pPr>
         <w:pStyle w:val="Heading2"/>
-      </w:pPr>
-      <w:r>
-        <w:t>2.3  Landmark-Based Approaches: The Emerging Paradigm</w:t>
-      </w:r>
-    </w:p>
-    <w:p>
-      <w:pPr>
-        <w:spacing w:before="60" w:after="60"/>
-        <w:jc w:val="both"/>
-      </w:pPr>
-      <w:r>
-        <w:t xml:space="preserve">A fourth generation of SLR systems has emerged around skeletal hand representations extracted by real-time pose estimation networks. MediaPipe, released by Google Research in 2019 (Lugaresi et al., </w:t>
-      </w:r>
-      <w:r>
-        <w:lastRenderedPageBreak/>
-        <w:t>2019), provides a pre-trained pipeline that detects and localises 21 three-dimensional hand keypoints in under 10 milliseconds on CPU hardware. Subsequent work by Taskiran et al. (2020) demonstrated that a 63-dimensional landmark vector derived from MediaPipe, when combined with a Support Vector Machine, achieves 98.7% accuracy on an 18-class Turkish Sign Language dataset. Aly &amp; Aly (2020) applied a similar approach to Arabic Sign Language with a deep LSTM operating on landmark sequences, achieving 98.2% accuracy.</w:t>
-      </w:r>
-    </w:p>
-    <w:p>
-      <w:pPr>
-        <w:spacing w:before="60" w:after="60"/>
-        <w:jc w:val="both"/>
-      </w:pPr>
-      <w:r>
-        <w:t>The landmark-based paradigm offers compelling advantages: the feature space is compact (63 dimensions versus 120,000 for raw pixels), anatomically interpretable, background-invariant (the detector isolates hand geometry from scene content), and lighting-robust (geometric relationships are preserved across illumination changes). The primary limitation is that MediaPipe can fail to detect a hand in images with significant occlusion, extreme viewing angles, or poor image quality, resulting in some data loss. This project addresses this limitation through SMOTE oversampling on the detected subset.</w:t>
+        <w:rPr>
+          <w:b w:val="0"/>
+          <w:bCs w:val="0"/>
+          <w:color w:val="1A1A2E"/>
+          <w:sz w:val="21"/>
+          <w:szCs w:val="21"/>
+        </w:rPr>
+      </w:pPr>
+      <w:r>
+        <w:rPr>
+          <w:b w:val="0"/>
+          <w:bCs w:val="0"/>
+          <w:color w:val="1A1A2E"/>
+          <w:sz w:val="21"/>
+          <w:szCs w:val="21"/>
+        </w:rPr>
+        <w:t>There are many strengths of the landmark-based approach including having a small feature space (63 as opposed to 120,000 for pixel values), being anatomically meaningful, invariant to the background (the detector extracts hand geometry regardless of the image content) and invariant to lighting conditions (geometric relations stay the same despite lighting changes). The only shortcoming of this model is that MediaPipe might miss a hand in images where there is occlusion, weird viewpoints or bad imaging quality, which leads to losing some information.</w:t>
       </w:r>
     </w:p>
     <w:p>
@@ -1120,7 +1137,7 @@
         <w:t xml:space="preserve">Lack of explainability: </w:t>
       </w:r>
       <w:r>
-        <w:t>Most published CNN-based systems provide no mechanism for understanding which image features drive predictions, an essential requirement for medical and legal assistive applications.</w:t>
+        <w:t>The vast majority of CNN-based systems do not offer any way of figuring out what image features the system is relying upon to make its decision, a requirement that is critical in medical/legal assisting tasks.</w:t>
       </w:r>
     </w:p>
     <w:p>
@@ -1139,10 +1156,10 @@
           <w:bCs/>
           <w:color w:val="2C3E7A"/>
         </w:rPr>
-        <w:t xml:space="preserve">Domain sensitivity: </w:t>
-      </w:r>
-      <w:r>
-        <w:t>Systems trained on controlled studio datasets often fail when deployed with consumer webcam input due to background, lighting, and skin tone variation.</w:t>
+        <w:t xml:space="preserve">Dependency on domain: </w:t>
+      </w:r>
+      <w:r>
+        <w:t>Systems built on the basis of studio datasets perform poorly when used in conjunction with webcams and other consumer-grade cameras.</w:t>
       </w:r>
     </w:p>
     <w:p>
@@ -1161,10 +1178,10 @@
           <w:bCs/>
           <w:color w:val="2C3E7A"/>
         </w:rPr>
-        <w:t xml:space="preserve">Computational cost: </w:t>
-      </w:r>
-      <w:r>
-        <w:t>End-to-end deep learning requires GPU hardware at training time and often at inference time, limiting deployment on resource-constrained edge devices.</w:t>
+        <w:t xml:space="preserve">Costly computation: </w:t>
+      </w:r>
+      <w:r>
+        <w:t>End-to-end deep learning needs GPU resources during both training and testing, making its use difficult on resource-limited edge devices.</w:t>
       </w:r>
     </w:p>
     <w:p>
@@ -1183,10 +1200,10 @@
           <w:bCs/>
           <w:color w:val="2C3E7A"/>
         </w:rPr>
-        <w:t xml:space="preserve">Static-only focus: </w:t>
-      </w:r>
-      <w:r>
-        <w:t>The large majority of published SLR results address static letters; dynamic sign recognition for full words remains substantially unsolved.</w:t>
+        <w:t xml:space="preserve">Specialization to static signs only: </w:t>
+      </w:r>
+      <w:r>
+        <w:t>The vast majority of the SLR literature concentrates on static signs; dynamic sign language recognition of whole words still poses a challenge.</w:t>
       </w:r>
     </w:p>
     <w:p>
@@ -1196,7 +1213,7 @@
           <w:ilvl w:val="0"/>
           <w:numId w:val="2"/>
         </w:numPr>
-        <w:spacing w:before="55" w:after="55"/>
+        <w:spacing w:before="60" w:after="60"/>
         <w:jc w:val="both"/>
       </w:pPr>
       <w:r>
@@ -1205,19 +1222,23 @@
           <w:bCs/>
           <w:color w:val="2C3E7A"/>
         </w:rPr>
-        <w:t xml:space="preserve">Signer dependence: </w:t>
-      </w:r>
-      <w:r>
-        <w:t>Most published benchmarks do not perform signer-independent evaluation, meaning accuracy on unseen signers may be substantially lower than reported.</w:t>
+        <w:t xml:space="preserve">Dependence on the signer: </w:t>
+      </w:r>
+      <w:r>
+        <w:t>Published benchmarks typically lack an assessment that is independent of the signer, indicating that the performance on unseen signers could be much worse than claimed.</w:t>
       </w:r>
     </w:p>
     <w:p>
       <w:pPr>
         <w:spacing w:before="60" w:after="60"/>
+        <w:ind w:left="340"/>
         <w:jc w:val="both"/>
       </w:pPr>
       <w:r>
-        <w:t>This project directly addresses the first three weaknesses through the adoption of geometric landmark features combined with SHAP explainability analysis and deployment on CPU-only hardware.</w:t>
+        <w:t>This research project directly tackles the first three limitations by leveraging geometric landmarks and employing SHAP explainability analysis in addition to CPU-only deployment.</w:t>
+      </w:r>
+      <w:r>
+        <w:t>.</w:t>
       </w:r>
     </w:p>
     <w:p/>
@@ -1243,17 +1264,12 @@
     </w:p>
     <w:p>
       <w:pPr>
-        <w:spacing w:before="60" w:after="60"/>
+        <w:spacing w:before="80"/>
         <w:jc w:val="both"/>
       </w:pPr>
       <w:r>
-        <w:t>The general objective of this project is to design, implement, and rigorously evaluate a complete, reproducible machine learning pipeline for 29-class ASL static alphabet classification. The pipeline must achieve state-of-the-art test accuracy while maintaining full model interpretability through SHAP analysis, and must produce serialised production artefacts enabling real-time inference on standard consumer hardware without GPU acceleration.</w:t>
-      </w:r>
-    </w:p>
-    <w:p>
-      <w:pPr>
-        <w:spacing w:before="80"/>
-      </w:pPr>
+        <w:t>In summary, the aim of this project is to create a complete machine learning pipeline that is capable of classifying 29-class ASL Static Alphabet Classification with maximum accuracy but is fully interpretable through SHAP. The pipeline must have the ability to output serialised production artifacts that can be used for making real-time predictions on a normal consumer-grade computer with no GPU.</w:t>
+      </w:r>
     </w:p>
     <w:p>
       <w:pPr>
@@ -1274,10 +1290,10 @@
           <w:bCs/>
           <w:color w:val="2C3E7A"/>
         </w:rPr>
-        <w:t xml:space="preserve">SO1 — Data Acquisition &amp; Exploratory Analysis: </w:t>
-      </w:r>
-      <w:r>
-        <w:t>Download and audit the Kaggle ASL Alphabet dataset (87,000 JPEG images, 29 classes). Confirm class balance, image quality, and absence of label corruption through exploratory visualisation including class distribution bar charts and random image grid inspection.</w:t>
+        <w:t xml:space="preserve">SO1 – Data Collection and Exploratory Analysis: </w:t>
+      </w:r>
+      <w:r>
+        <w:t>Collect data from the Kaggle ASL alphabet dataset (87,000 JPEG images and 29 classes). Check for balance in class distribution, image quality, and label corruption by means of exploratory visualization such as class distribution bar graphs and random image grid check.</w:t>
       </w:r>
     </w:p>
     <w:p>
@@ -1294,7 +1310,7 @@
         <w:t xml:space="preserve">SO2 — Feature Extraction: </w:t>
       </w:r>
       <w:r>
-        <w:t>Implement a wrist-relative, max-norm-normalised 63-dimensional landmark extractor using Google MediaPipe HandLandmarker Tasks API (v0.10+). Cache extracted features to disk to decouple the costly detection step from iterative model training experiments.</w:t>
+        <w:t>Develop a wrist relative, max-norm normalized 63 dimensional landmark extraction feature based on Google’s MediaPipe HandLandmarker Tasks API (v0.10+). Store extracted features in cache to separate the expensive process of detection from model training iterations.</w:t>
       </w:r>
     </w:p>
     <w:p>
@@ -1308,10 +1324,10 @@
           <w:bCs/>
           <w:color w:val="2C3E7A"/>
         </w:rPr>
-        <w:t xml:space="preserve">SO3 — Preprocessing Pipeline: </w:t>
-      </w:r>
-      <w:r>
-        <w:t>Transform raw landmark vectors into model-ready form through LabelEncoder (string to integer targets), stratified 80/20 train/test splitting, StandardScaler z-score normalisation, and SMOTE class balancing on the training partition.</w:t>
+        <w:t xml:space="preserve">SO3 – Preprocessing Pipeline: </w:t>
+      </w:r>
+      <w:r>
+        <w:t>Convert raw landmark vectors to format suitable for modeling via LabelEncoder (strings to integers), stratified train/test split of 80% and 20%, StandardScaler Z-score normalization, and SMOTE class balancing within the training set.</w:t>
       </w:r>
     </w:p>
     <w:p>
@@ -1325,11 +1341,10 @@
           <w:bCs/>
           <w:color w:val="2C3E7A"/>
         </w:rPr>
-        <w:lastRenderedPageBreak/>
-        <w:t xml:space="preserve">SO4 — Model Training &amp; Optimisation: </w:t>
-      </w:r>
-      <w:r>
-        <w:t>Train three classifiers representing distinct learning paradigms — K-Nearest Neighbours (KNN), Support Vector Machine (SVM), and Random Forest — with hyperparameter optimisation via 5-fold GridSearchCV.</w:t>
+        <w:t xml:space="preserve">SO4 - Model Training and Optimization: </w:t>
+      </w:r>
+      <w:r>
+        <w:t>Train three models for different learning strategies, viz. K-Nearest Neighbours (KNN), Support Vector Machine (SVM), and Random Forest, using hyperparameter optimization by 5-fold GridSearchCV.</w:t>
       </w:r>
     </w:p>
     <w:p>
@@ -1343,27 +1358,24 @@
           <w:bCs/>
           <w:color w:val="2C3E7A"/>
         </w:rPr>
-        <w:t xml:space="preserve">SO5 — Evaluation &amp; Explainability: </w:t>
-      </w:r>
-      <w:r>
-        <w:t>Evaluate all models on held-out test accuracy, 5-fold cross-validation stability, per-class precision/recall/F1, confusion matrix analysis, and SHAP TreeExplainer feature importance rankings identifying the anatomically significant landmark coordinates.</w:t>
-      </w:r>
-    </w:p>
-    <w:p>
-      <w:pPr>
-        <w:spacing w:before="60" w:after="60"/>
-        <w:jc w:val="both"/>
-      </w:pPr>
+        <w:lastRenderedPageBreak/>
+        <w:t xml:space="preserve">SO5 – Evaluation &amp; Explainability: </w:t>
+      </w:r>
+      <w:r>
+        <w:t>Evaluate models using test accuracy, stability in 5-fold cross-validation, precision/recall/F1 by class, confusion matrices, and SHAP TreeExplainer feature importance rankings of the anatomically important landmark coordinates.</w:t>
+      </w:r>
+    </w:p>
+    <w:p>
       <w:r>
         <w:rPr>
           <w:b/>
           <w:bCs/>
           <w:color w:val="2C3E7A"/>
         </w:rPr>
-        <w:t xml:space="preserve">SO6 — Production Deployment: </w:t>
-      </w:r>
-      <w:r>
-        <w:t>Serialise all pipeline artefacts (classifier, scaler, label encoder) as joblib pickle files and expose a predict_sign() inference function returning predicted class, confidence score, and top-3 alternative predictions for any input hand image.</w:t>
+        <w:t xml:space="preserve">SO6 – Production Deployment: </w:t>
+      </w:r>
+      <w:r>
+        <w:t>Serialise all pipeline objects (classifier, scaler, label encoder) using joblib pickle objects and make a predict_sign() method that will return prediction output along with confidence score and top 3 alternate predictions.</w:t>
       </w:r>
     </w:p>
     <w:p/>
@@ -1391,12 +1403,18 @@
     <w:p/>
     <w:p>
       <w:pPr>
-        <w:spacing w:before="60" w:after="60"/>
-        <w:jc w:val="both"/>
-      </w:pPr>
-      <w:r>
-        <w:t>The project methodology follows a sequential, modular six-stage pipeline. Each stage is encapsulated in a dedicated notebook section with clearly defined inputs, outputs, computational tools, and design rationale. Figure 8 provides a detailed view of the data flow through the complete system, while Figure 6 shows the high-level architectural overview.</w:t>
-      </w:r>
+        <w:spacing w:before="120" w:after="60"/>
+        <w:jc w:val="center"/>
+      </w:pPr>
+      <w:r>
+        <w:t>The project methodology is a modular pipeline of a total of six stages performed sequentially. Each stage has been documented in the notebook as an individual module, along with its inputs, outputs, software used, and reasoning behind design decisions. Figure 8 displays the data flow for the entire system while Figure 6 depicts the overall architecture.</w:t>
+      </w:r>
+    </w:p>
+    <w:p>
+      <w:pPr>
+        <w:spacing w:before="120" w:after="60"/>
+        <w:jc w:val="center"/>
+      </w:pPr>
     </w:p>
     <w:p>
       <w:pPr>
@@ -1539,18 +1557,12 @@
     </w:p>
     <w:p>
       <w:pPr>
-        <w:spacing w:before="60" w:after="60"/>
-        <w:jc w:val="both"/>
-      </w:pPr>
-      <w:r>
-        <w:t>The ASL Alphabet dataset (Grassknoted, Kaggle, 2018) comprises 87,000 JPEG images at 200×200 pixel resolution, uniformly distributed across 29 classes: the 26 letters A–Z and three special tokens (space, delete, nothing). The dataset was collected under controlled indoor lighting with a single signer against varying backgrounds. Each class contains exactly 3,000 training images, providing perfect class balance in the source data as confirmed by Figure 1.</w:t>
-      </w:r>
-    </w:p>
-    <w:p>
-      <w:pPr>
         <w:spacing w:before="120" w:after="60"/>
         <w:jc w:val="center"/>
       </w:pPr>
+      <w:r>
+        <w:t>The ASL Alphabet Dataset (Grassknoted, Kaggle, 2018) consists of 87,000 JPEG images sized at 200 × 200 pixels in 29 classes, evenly divided among the 26 alphabets from A to Z along with three special characters (space, delete, nothing). The ASL dataset was gathered using artificial indoor lighting, one signer and diverse background. Each of the class is precisely populated with 3,000 images as seen in Figure 1.</w:t>
+      </w:r>
       <w:r>
         <w:rPr>
           <w:noProof/>
@@ -1558,7 +1570,7 @@
         <w:drawing>
           <wp:inline distT="0" distB="0" distL="0" distR="0">
             <wp:extent cx="6667500" cy="2571750"/>
-            <wp:effectExtent l="0" t="0" r="0" b="0"/>
+            <wp:effectExtent l="0" t="0" r="0" b="5715"/>
             <wp:docPr id="415088053" name="Picture 415088053"/>
             <wp:cNvGraphicFramePr>
               <a:graphicFrameLocks xmlns:a="http://schemas.openxmlformats.org/drawingml/2006/main" noChangeAspect="1"/>
@@ -1613,16 +1625,29 @@
     </w:p>
     <w:p>
       <w:pPr>
-        <w:spacing w:before="60" w:after="60"/>
-        <w:jc w:val="both"/>
-      </w:pPr>
-      <w:r>
-        <w:t>The dataset is downloaded programmatically from Kaggle using the official Kaggle CLI API, ensuring reproducibility. A separate held-out test set of 870 images (30 per class) was released alongside the training set but is not used in this project; instead, a stratified 20% split of the training data is used for evaluation to maximise the effective training set size while maintaining rigorous evaluation discipline.</w:t>
-      </w:r>
-    </w:p>
-    <w:p>
-      <w:pPr>
         <w:pStyle w:val="Heading2"/>
+        <w:rPr>
+          <w:b w:val="0"/>
+          <w:bCs w:val="0"/>
+          <w:color w:val="1A1A2E"/>
+          <w:sz w:val="21"/>
+          <w:szCs w:val="21"/>
+        </w:rPr>
+      </w:pPr>
+      <w:r>
+        <w:rPr>
+          <w:b w:val="0"/>
+          <w:bCs w:val="0"/>
+          <w:color w:val="1A1A2E"/>
+          <w:sz w:val="21"/>
+          <w:szCs w:val="21"/>
+        </w:rPr>
+        <w:t>This dataset is downloaded programmatically from Kaggle via the Kaggle CLI API. The only difference here is that, in addition to the training dataset, there is an independent test dataset which consists of 870 images where 30 images belong to each class. But in this project, that is not utilized and instead a 20 percent split from the training dataset has been utilized as the test dataset.</w:t>
+      </w:r>
+    </w:p>
+    <w:p>
+      <w:pPr>
+        <w:pStyle w:val="Heading2"/>
       </w:pPr>
       <w:r>
         <w:t>4.2  Feature Extraction — MediaPipe Hand Landmark Detection</w:t>
@@ -1630,11 +1655,17 @@
     </w:p>
     <w:p>
       <w:pPr>
-        <w:spacing w:before="60" w:after="60"/>
-        <w:jc w:val="both"/>
-      </w:pPr>
-      <w:r>
-        <w:t>Each input image is processed by Google MediaPipe HandLandmarker, which runs a pre-trained two-stage neural network: a lightweight palm detector followed by a hand landmark model that localises 21 three-dimensional keypoints on the detected hand region. The 21 keypoints are anatomically defined and numbered following the standard MediaPipe convention as illustrated in Figure 7.</w:t>
+        <w:pStyle w:val="Heading2"/>
+      </w:pPr>
+      <w:r>
+        <w:rPr>
+          <w:b w:val="0"/>
+          <w:bCs w:val="0"/>
+          <w:color w:val="1A1A2E"/>
+          <w:sz w:val="21"/>
+          <w:szCs w:val="21"/>
+        </w:rPr>
+        <w:t>Each image is processed using Google MediaPipe HandLandmarker, which first detects the hand and then identifies 21 key points (landmarks) on the hand. These points follow the standard MediaPipe numbering system shown in Figure 7.</w:t>
       </w:r>
     </w:p>
     <w:p>
@@ -1650,7 +1681,7 @@
         <w:drawing>
           <wp:inline distT="0" distB="0" distL="0" distR="0">
             <wp:extent cx="5894331" cy="3346577"/>
-            <wp:effectExtent l="0" t="0" r="0" b="0"/>
+            <wp:effectExtent l="0" t="0" r="0" b="3175"/>
             <wp:docPr id="246363889" name="Picture 246363889"/>
             <wp:cNvGraphicFramePr>
               <a:graphicFrameLocks xmlns:a="http://schemas.openxmlformats.org/drawingml/2006/main" noChangeAspect="1"/>
@@ -1674,7 +1705,7 @@
                   <pic:spPr bwMode="auto">
                     <a:xfrm>
                       <a:off x="0" y="0"/>
-                      <a:ext cx="5966031" cy="3387286"/>
+                      <a:ext cx="5894331" cy="3346577"/>
                     </a:xfrm>
                     <a:prstGeom prst="rect">
                       <a:avLst/>
@@ -1709,7 +1740,7 @@
         <w:jc w:val="both"/>
       </w:pPr>
       <w:r>
-        <w:t>The raw landmark coordinates produced by MediaPipe are expressed relative to the image frame origin and scale with hand size. To produce pose-invariant features, two normalisation operations are applied. First, the wrist keypoint (landmark 0) is subtracted from all 21 keypoints, translating the coordinate frame so the wrist is always at the origin. Second, all coordinates are divided by the maximum absolute value across the 63 dimensions (plus a small epsilon for numerical stability), scaling the representation so the largest coordinate displacement becomes ±1. This double normalisation renders the feature vector invariant to hand position within the frame and to distance from the camera.</w:t>
+        <w:t>The coordinates of the landmarks calculated by MediaPipe are defined with respect to the origin of the image frame and depend on the hand size. In order to obtain pose-invariant descriptors, two types of normalizations have been used. The first is the subtraction of the coordinates of the wrist landmark (the 0th landmark) from all 21 landmarks' coordinates, which shifts the coordinate system in such a way that the wrist landmark becomes the origin. The second one is dividing all coordinates by the maximum absolute value among the 63 dimensional coordinates (with an additional epsilon for numerical stability), which scales the coordinates in such a way that the maximal displacement becomes ±1.</w:t>
       </w:r>
     </w:p>
     <w:p>
@@ -1718,7 +1749,7 @@
         <w:jc w:val="both"/>
       </w:pPr>
       <w:r>
-        <w:t>Images for which MediaPipe detects no hand are silently discarded. Of the sampled input images, 5,030 produced valid landmark vectors (86.7% detection rate; 13.3% failure rate). The failures are attributed to extreme hand orientations, significant self-occlusion, and low image contrast in a subset of the dataset. The formula for normalisation is:</w:t>
+        <w:t>Images where MediaPipe cannot detect any hands are automatically excluded. Out of the total sampled images, 5,030 yielded vectors of landmarks (detection rate of 86.7%, while 13.3% failed). Failure cases were due to extreme hand positioning, severe hand occlusion, and poor image contrast in some of the images. Normalization equation is:</w:t>
       </w:r>
     </w:p>
     <w:tbl>
@@ -1742,12 +1773,6 @@
         <w:gridCol w:w="9360"/>
       </w:tblGrid>
       <w:tr>
-        <w:tblPrEx>
-          <w:tblCellMar>
-            <w:top w:w="0" w:type="dxa"/>
-            <w:bottom w:w="0" w:type="dxa"/>
-          </w:tblCellMar>
-        </w:tblPrEx>
         <w:tc>
           <w:tcPr>
             <w:tcW w:w="9360" w:type="dxa"/>
@@ -1775,7 +1800,24 @@
                 <w:iCs/>
                 <w:color w:val="185FA5"/>
               </w:rPr>
-              <w:t>Normalisation formula: coords ← (coords − coords[0]) / (max|coords| + ε) where coords[0] is the wrist landmark, ε = 1×10⁻⁶ prevents division by zero, and max|coords| is the maximum absolute value across all 63 coordinate dimensions after translation.</w:t>
+              <w:t>Normalisation equation: coords ← (coords - coords[0]) / (max|coords| + ε) where coords[0] is the point on the wrist, ε = 1×10</w:t>
+            </w:r>
+            <w:r>
+              <w:rPr>
+                <w:rFonts w:ascii="Cambria Math" w:hAnsi="Cambria Math" w:cs="Cambria Math"/>
+                <w:i/>
+                <w:iCs/>
+                <w:color w:val="185FA5"/>
+              </w:rPr>
+              <w:t>⁻</w:t>
+            </w:r>
+            <w:r>
+              <w:rPr>
+                <w:i/>
+                <w:iCs/>
+                <w:color w:val="185FA5"/>
+              </w:rPr>
+              <w:t>⁶ avoids dividing by zero, and max|coords| is the maximum absolute value across all 63 dimensions of the coordinates.</w:t>
             </w:r>
           </w:p>
         </w:tc>
@@ -1808,12 +1850,6 @@
         <w:gridCol w:w="5560"/>
       </w:tblGrid>
       <w:tr>
-        <w:tblPrEx>
-          <w:tblCellMar>
-            <w:top w:w="0" w:type="dxa"/>
-            <w:bottom w:w="0" w:type="dxa"/>
-          </w:tblCellMar>
-        </w:tblPrEx>
         <w:trPr>
           <w:tblHeader/>
         </w:trPr>
@@ -1885,12 +1921,6 @@
         </w:tc>
       </w:tr>
       <w:tr>
-        <w:tblPrEx>
-          <w:tblCellMar>
-            <w:top w:w="0" w:type="dxa"/>
-            <w:bottom w:w="0" w:type="dxa"/>
-          </w:tblCellMar>
-        </w:tblPrEx>
         <w:tc>
           <w:tcPr>
             <w:tcW w:w="3800" w:type="dxa"/>
@@ -1947,12 +1977,6 @@
         </w:tc>
       </w:tr>
       <w:tr>
-        <w:tblPrEx>
-          <w:tblCellMar>
-            <w:top w:w="0" w:type="dxa"/>
-            <w:bottom w:w="0" w:type="dxa"/>
-          </w:tblCellMar>
-        </w:tblPrEx>
         <w:tc>
           <w:tcPr>
             <w:tcW w:w="3800" w:type="dxa"/>
@@ -2009,12 +2033,6 @@
         </w:tc>
       </w:tr>
       <w:tr>
-        <w:tblPrEx>
-          <w:tblCellMar>
-            <w:top w:w="0" w:type="dxa"/>
-            <w:bottom w:w="0" w:type="dxa"/>
-          </w:tblCellMar>
-        </w:tblPrEx>
         <w:tc>
           <w:tcPr>
             <w:tcW w:w="3800" w:type="dxa"/>
@@ -2071,12 +2089,6 @@
         </w:tc>
       </w:tr>
       <w:tr>
-        <w:tblPrEx>
-          <w:tblCellMar>
-            <w:top w:w="0" w:type="dxa"/>
-            <w:bottom w:w="0" w:type="dxa"/>
-          </w:tblCellMar>
-        </w:tblPrEx>
         <w:tc>
           <w:tcPr>
             <w:tcW w:w="3800" w:type="dxa"/>
@@ -2133,12 +2145,6 @@
         </w:tc>
       </w:tr>
       <w:tr>
-        <w:tblPrEx>
-          <w:tblCellMar>
-            <w:top w:w="0" w:type="dxa"/>
-            <w:bottom w:w="0" w:type="dxa"/>
-          </w:tblCellMar>
-        </w:tblPrEx>
         <w:tc>
           <w:tcPr>
             <w:tcW w:w="3800" w:type="dxa"/>
@@ -2195,12 +2201,6 @@
         </w:tc>
       </w:tr>
       <w:tr>
-        <w:tblPrEx>
-          <w:tblCellMar>
-            <w:top w:w="0" w:type="dxa"/>
-            <w:bottom w:w="0" w:type="dxa"/>
-          </w:tblCellMar>
-        </w:tblPrEx>
         <w:tc>
           <w:tcPr>
             <w:tcW w:w="3800" w:type="dxa"/>
@@ -2257,12 +2257,6 @@
         </w:tc>
       </w:tr>
       <w:tr>
-        <w:tblPrEx>
-          <w:tblCellMar>
-            <w:top w:w="0" w:type="dxa"/>
-            <w:bottom w:w="0" w:type="dxa"/>
-          </w:tblCellMar>
-        </w:tblPrEx>
         <w:tc>
           <w:tcPr>
             <w:tcW w:w="3800" w:type="dxa"/>
@@ -2346,17 +2340,17 @@
     </w:p>
     <w:p>
       <w:pPr>
-        <w:spacing w:before="60" w:after="60"/>
+        <w:spacing w:before="120" w:after="60"/>
         <w:jc w:val="both"/>
       </w:pPr>
       <w:r>
-        <w:t>Four sequential preprocessing operations transform the raw landmark matrix into a form suitable for scikit-learn classifiers. The order is critical: scaling must precede SMOTE to avoid leakage of synthetic sample statistics into the scaler fit, and the scaler must be fitted on the training partition only to prevent test set information from influencing training.</w:t>
+        <w:t>Four stages of preprocessing are successively performed to transform the first landmarks matrix into the second one that could be used for classification with the help of classifiers from scikit-learn library. The order is crucial as scaling must precede SMOTE in order to avoid the leakage of statistics of generated samples into the scaler.</w:t>
       </w:r>
     </w:p>
     <w:p>
       <w:pPr>
         <w:spacing w:before="120" w:after="60"/>
-        <w:jc w:val="center"/>
+        <w:jc w:val="both"/>
       </w:pPr>
       <w:r>
         <w:rPr>
@@ -2423,21 +2417,34 @@
         <w:pStyle w:val="ListParagraph"/>
         <w:numPr>
           <w:ilvl w:val="0"/>
-          <w:numId w:val="2"/>
+          <w:numId w:val="8"/>
         </w:numPr>
         <w:spacing w:before="55" w:after="55"/>
         <w:jc w:val="both"/>
-      </w:pPr>
-      <w:r>
         <w:rPr>
           <w:b/>
           <w:bCs/>
           <w:color w:val="2C3E7A"/>
         </w:rPr>
+      </w:pPr>
+      <w:r>
+        <w:rPr>
+          <w:b/>
+          <w:bCs/>
+          <w:color w:val="2C3E7A"/>
+        </w:rPr>
         <w:t xml:space="preserve">Step 1 — Label Encoding: </w:t>
       </w:r>
       <w:r>
-        <w:t>String class names ("A", "B", ..., "space") are mapped to integer indices (0–28) using scikit-learn LabelEncoder. The fitted encoder is serialised for inference-time class name recovery.</w:t>
+        <w:t>String class names ("A", "B", ..., "space") are mapped to integer indices (0–28) using scikit-learn LabelEncoder. The fitted encoder is serialised for inference-time class name recovery</w:t>
+      </w:r>
+      <w:r>
+        <w:rPr>
+          <w:b/>
+          <w:bCs/>
+          <w:color w:val="2C3E7A"/>
+        </w:rPr>
+        <w:t>.</w:t>
       </w:r>
     </w:p>
     <w:p>
@@ -2445,7 +2452,7 @@
         <w:pStyle w:val="ListParagraph"/>
         <w:numPr>
           <w:ilvl w:val="0"/>
-          <w:numId w:val="2"/>
+          <w:numId w:val="8"/>
         </w:numPr>
         <w:spacing w:before="55" w:after="55"/>
         <w:jc w:val="both"/>
@@ -2467,7 +2474,7 @@
         <w:pStyle w:val="ListParagraph"/>
         <w:numPr>
           <w:ilvl w:val="0"/>
-          <w:numId w:val="2"/>
+          <w:numId w:val="8"/>
         </w:numPr>
         <w:spacing w:before="55" w:after="55"/>
         <w:jc w:val="both"/>
@@ -2481,7 +2488,7 @@
         <w:t xml:space="preserve">Step 3 — StandardScaler: </w:t>
       </w:r>
       <w:r>
-        <w:t>Each of the 63 feature dimensions is independently centred to zero mean and scaled to unit standard deviation (z-score normalisation). The scaler is fitted exclusively on the 4,024 training samples and applied identically to both training and test sets. This step is essential for KNN and SVM, whose distance metrics assign disproportionate weight to large-magnitude features.</w:t>
+        <w:t>For each dimension of 63 feature variables, independent standardisation is carried out such that their means equal zero and standard deviations become unity (z-score normalisation). The scaler is trained only using the 4,024 training samples and used equivalently on both training and test data sets. This pre-processing step is absolutely required for KNN and SVM because distance measures used in these two classifiers put higher weights on features having large magnitudes.</w:t>
       </w:r>
     </w:p>
     <w:p>
@@ -2489,7 +2496,7 @@
         <w:pStyle w:val="ListParagraph"/>
         <w:numPr>
           <w:ilvl w:val="0"/>
-          <w:numId w:val="2"/>
+          <w:numId w:val="8"/>
         </w:numPr>
         <w:spacing w:before="55" w:after="55"/>
         <w:jc w:val="both"/>
@@ -2503,8 +2510,44 @@
         <w:t xml:space="preserve">Step 4 — SMOTE: </w:t>
       </w:r>
       <w:r>
-        <w:t>Synthetic Minority Over-Sampling Technique generates interpolated synthetic samples in feature space for under-represented classes. Because detection failures are not uniformly distributed across the 29 classes, some classes ended up with fewer effective training samples. SMOTE restores balance by expanding the training set from 4,024 to 4,480 samples.</w:t>
-      </w:r>
+        <w:t>Synthetic Minority Over-sampling Technique (SMOTE) generates synthetic examples for under-represented classes. Since detection errors are not uniformly distributed among 29 classes, some classes contained less number of training samples. Using SMOTE, the training samples are increased from 4,024 to 4,480 samples.</w:t>
+      </w:r>
+    </w:p>
+    <w:p>
+      <w:pPr>
+        <w:spacing w:before="55" w:after="55"/>
+        <w:jc w:val="both"/>
+      </w:pPr>
+    </w:p>
+    <w:p>
+      <w:pPr>
+        <w:spacing w:before="55" w:after="55"/>
+        <w:jc w:val="both"/>
+      </w:pPr>
+    </w:p>
+    <w:p>
+      <w:pPr>
+        <w:spacing w:before="55" w:after="55"/>
+        <w:jc w:val="both"/>
+      </w:pPr>
+    </w:p>
+    <w:p>
+      <w:pPr>
+        <w:spacing w:before="55" w:after="55"/>
+        <w:jc w:val="both"/>
+      </w:pPr>
+    </w:p>
+    <w:p>
+      <w:pPr>
+        <w:spacing w:before="55" w:after="55"/>
+        <w:jc w:val="both"/>
+      </w:pPr>
+    </w:p>
+    <w:p>
+      <w:pPr>
+        <w:spacing w:before="55" w:after="55"/>
+        <w:jc w:val="both"/>
+      </w:pPr>
     </w:p>
     <w:p>
       <w:pPr>
@@ -2538,12 +2581,6 @@
         <w:gridCol w:w="1224"/>
       </w:tblGrid>
       <w:tr>
-        <w:tblPrEx>
-          <w:tblCellMar>
-            <w:top w:w="0" w:type="dxa"/>
-            <w:bottom w:w="0" w:type="dxa"/>
-          </w:tblCellMar>
-        </w:tblPrEx>
         <w:trPr>
           <w:tblHeader/>
         </w:trPr>
@@ -2576,6 +2613,7 @@
                 <w:sz w:val="19"/>
                 <w:szCs w:val="19"/>
               </w:rPr>
+              <w:lastRenderedPageBreak/>
               <w:t>Step</w:t>
             </w:r>
           </w:p>
@@ -2714,12 +2752,6 @@
         </w:tc>
       </w:tr>
       <w:tr>
-        <w:tblPrEx>
-          <w:tblCellMar>
-            <w:top w:w="0" w:type="dxa"/>
-            <w:bottom w:w="0" w:type="dxa"/>
-          </w:tblCellMar>
-        </w:tblPrEx>
         <w:tc>
           <w:tcPr>
             <w:tcW w:w="1800" w:type="dxa"/>
@@ -2857,12 +2889,6 @@
         </w:tc>
       </w:tr>
       <w:tr>
-        <w:tblPrEx>
-          <w:tblCellMar>
-            <w:top w:w="0" w:type="dxa"/>
-            <w:bottom w:w="0" w:type="dxa"/>
-          </w:tblCellMar>
-        </w:tblPrEx>
         <w:tc>
           <w:tcPr>
             <w:tcW w:w="1800" w:type="dxa"/>
@@ -3000,12 +3026,6 @@
         </w:tc>
       </w:tr>
       <w:tr>
-        <w:tblPrEx>
-          <w:tblCellMar>
-            <w:top w:w="0" w:type="dxa"/>
-            <w:bottom w:w="0" w:type="dxa"/>
-          </w:tblCellMar>
-        </w:tblPrEx>
         <w:tc>
           <w:tcPr>
             <w:tcW w:w="1800" w:type="dxa"/>
@@ -3137,26 +3157,12 @@
                 <w:sz w:val="19"/>
                 <w:szCs w:val="19"/>
               </w:rPr>
-              <w:t xml:space="preserve">Distance-based </w:t>
-            </w:r>
-            <w:r>
-              <w:rPr>
-                <w:sz w:val="19"/>
-                <w:szCs w:val="19"/>
-              </w:rPr>
-              <w:lastRenderedPageBreak/>
-              <w:t>models require scaling</w:t>
+              <w:t>Distance-based models require scaling</w:t>
             </w:r>
           </w:p>
         </w:tc>
       </w:tr>
       <w:tr>
-        <w:tblPrEx>
-          <w:tblCellMar>
-            <w:top w:w="0" w:type="dxa"/>
-            <w:bottom w:w="0" w:type="dxa"/>
-          </w:tblCellMar>
-        </w:tblPrEx>
         <w:tc>
           <w:tcPr>
             <w:tcW w:w="1800" w:type="dxa"/>
@@ -3180,7 +3186,6 @@
                 <w:sz w:val="19"/>
                 <w:szCs w:val="19"/>
               </w:rPr>
-              <w:lastRenderedPageBreak/>
               <w:t>4</w:t>
             </w:r>
           </w:p>
@@ -3338,39 +3343,143 @@
     </w:p>
     <w:p>
       <w:pPr>
-        <w:spacing w:before="60" w:after="60"/>
+        <w:pStyle w:val="Heading3"/>
+        <w:rPr>
+          <w:b w:val="0"/>
+          <w:bCs w:val="0"/>
+          <w:color w:val="1A1A2E"/>
+          <w:sz w:val="21"/>
+          <w:szCs w:val="21"/>
+        </w:rPr>
+      </w:pPr>
+      <w:r>
+        <w:rPr>
+          <w:b w:val="0"/>
+          <w:bCs w:val="0"/>
+          <w:color w:val="1A1A2E"/>
+          <w:sz w:val="21"/>
+          <w:szCs w:val="21"/>
+        </w:rPr>
+        <w:t xml:space="preserve">KNN is an instance-based learning algorithm which performs all computations during inference time. The algorithm calculates the Euclidean distance from the test instance to each of the 4,480 training instances, picks the k closest neighbors, and produces the label of the class that is dominant among them, weighted by the reciprocal of the distance. There is no parameter training; the whole training dataset becomes the model itself. This leads to great flexibility of the model but also increases the computational cost during inference (O(n·d) per prediction where n – size of training set, d = 63). Search space for hyperparameter tuning through 5-fold GridSearchCV: k </w:t>
+      </w:r>
+      <w:r>
+        <w:rPr>
+          <w:rFonts w:ascii="Cambria Math" w:hAnsi="Cambria Math" w:cs="Cambria Math"/>
+          <w:b w:val="0"/>
+          <w:bCs w:val="0"/>
+          <w:color w:val="1A1A2E"/>
+          <w:sz w:val="21"/>
+          <w:szCs w:val="21"/>
+        </w:rPr>
+        <w:t>∈</w:t>
+      </w:r>
+      <w:r>
+        <w:rPr>
+          <w:b w:val="0"/>
+          <w:bCs w:val="0"/>
+          <w:color w:val="1A1A2E"/>
+          <w:sz w:val="21"/>
+          <w:szCs w:val="21"/>
+        </w:rPr>
+        <w:t xml:space="preserve"> {1, 3, 5, 7, 9, 11, 13, 15}, metric </w:t>
+      </w:r>
+      <w:r>
+        <w:rPr>
+          <w:rFonts w:ascii="Cambria Math" w:hAnsi="Cambria Math" w:cs="Cambria Math"/>
+          <w:b w:val="0"/>
+          <w:bCs w:val="0"/>
+          <w:color w:val="1A1A2E"/>
+          <w:sz w:val="21"/>
+          <w:szCs w:val="21"/>
+        </w:rPr>
+        <w:t>∈</w:t>
+      </w:r>
+      <w:r>
+        <w:rPr>
+          <w:b w:val="0"/>
+          <w:bCs w:val="0"/>
+          <w:color w:val="1A1A2E"/>
+          <w:sz w:val="21"/>
+          <w:szCs w:val="21"/>
+        </w:rPr>
+        <w:t xml:space="preserve"> {Euclidean, Manhattan}, weighting </w:t>
+      </w:r>
+      <w:r>
+        <w:rPr>
+          <w:rFonts w:ascii="Cambria Math" w:hAnsi="Cambria Math" w:cs="Cambria Math"/>
+          <w:b w:val="0"/>
+          <w:bCs w:val="0"/>
+          <w:color w:val="1A1A2E"/>
+          <w:sz w:val="21"/>
+          <w:szCs w:val="21"/>
+        </w:rPr>
+        <w:t>∈</w:t>
+      </w:r>
+      <w:r>
+        <w:rPr>
+          <w:b w:val="0"/>
+          <w:bCs w:val="0"/>
+          <w:color w:val="1A1A2E"/>
+          <w:sz w:val="21"/>
+          <w:szCs w:val="21"/>
+        </w:rPr>
+        <w:t xml:space="preserve"> {uniform, distance}.</w:t>
+      </w:r>
+    </w:p>
+    <w:p>
+      <w:pPr>
+        <w:pStyle w:val="Heading3"/>
+      </w:pPr>
+      <w:r>
+        <w:t>4.4.2  Support Vector Machine (SVM)</w:t>
+      </w:r>
+    </w:p>
+    <w:p>
+      <w:pPr>
+        <w:spacing w:before="120" w:after="60"/>
         <w:jc w:val="both"/>
       </w:pPr>
       <w:r>
-        <w:t>KNN is a non-parametric, instance-based classifier that defers all computation to inference time. To classify a new sample, it computes the Euclidean distance to all 4,480 training points, selects the k nearest neighbours, and returns the majority class label, weighted by the inverse of the distance. No model parameters are learned; the entire training set serves as the model. This makes KNN highly flexible but computationally expensive at inference time (O(n·d) per query where n is training set size and d = 63). Hyperparameters searched via 5-fold GridSearchCV: k ∈ {1, 3, 5, 7, 9, 11, 13, 15}, metric ∈ {Euclidean, Manhattan}, weighting ∈ {uniform, distance}. Best configuration: k = 3, Euclidean distance, distance weighting.</w:t>
-      </w:r>
-    </w:p>
-    <w:p>
-      <w:pPr>
-        <w:pStyle w:val="Heading3"/>
-      </w:pPr>
-      <w:r>
-        <w:t>4.4.2  Support Vector Machine (SVM)</w:t>
-      </w:r>
-    </w:p>
-    <w:p>
-      <w:pPr>
-        <w:spacing w:before="60" w:after="60"/>
+        <w:t xml:space="preserve">SVM determines the maximal margin hyperplane in the kernel generated feature space which classifies the 29 classes (multi-class approach where one versus one technique is applied to generate a total of C(29,2)= 406 classifiers). The RBF kernel K(x, y)= exp(−γ||x−y||²) implicitly performs the mapping from 63 dimensional landmark vectors into an infinite dimensional Hilbert space in which non-linearly separable classes become separable using linear classification techniques. C regulates the bias and variance trade-off wherein a higher value of C provides a tighter fit to the training data but overfitting becomes a problem. Hyper-parameters optimized: kernel </w:t>
+      </w:r>
+      <w:r>
+        <w:rPr>
+          <w:rFonts w:ascii="Cambria Math" w:hAnsi="Cambria Math" w:cs="Cambria Math"/>
+        </w:rPr>
+        <w:t>∈</w:t>
+      </w:r>
+      <w:r>
+        <w:t xml:space="preserve"> {RBF, polynomial}, C </w:t>
+      </w:r>
+      <w:r>
+        <w:rPr>
+          <w:rFonts w:ascii="Cambria Math" w:hAnsi="Cambria Math" w:cs="Cambria Math"/>
+        </w:rPr>
+        <w:t>∈</w:t>
+      </w:r>
+      <w:r>
+        <w:t xml:space="preserve"> {0.1, 1, 10, 100}, gamma </w:t>
+      </w:r>
+      <w:r>
+        <w:rPr>
+          <w:rFonts w:ascii="Cambria Math" w:hAnsi="Cambria Math" w:cs="Cambria Math"/>
+        </w:rPr>
+        <w:t>∈</w:t>
+      </w:r>
+      <w:r>
+        <w:t xml:space="preserve"> {scale, auto}.</w:t>
+      </w:r>
+    </w:p>
+    <w:p>
+      <w:pPr>
+        <w:spacing w:before="120" w:after="60"/>
         <w:jc w:val="both"/>
       </w:pPr>
       <w:r>
-        <w:t>SVM finds the maximum-margin hyperplane in a kernel-induced feature space that separates the 29 classes (one-versus-one multi-class strategy, producing C(29,2) = 406 binary classifiers). The RBF kernel K(x, y) = exp(−γ||x−y||²) implicitly maps the 63-dimensional landmark vectors into a potentially infinite-dimensional Hilbert space where linear separation of non-linearly separable classes becomes tractable. Regularisation parameter C controls the bias-variance tradeoff: large C fits the training data more tightly at the risk of overfitting. Hyperparameters searched: kernel ∈ {RBF, polynomial}, C ∈ {0.1, 1, 10, 100}, gamma ∈ {scale, auto}. Best configuration: RBF, C = 100, gamma = scale.</w:t>
-      </w:r>
-    </w:p>
-    <w:p>
-      <w:pPr>
-        <w:spacing w:before="120" w:after="60"/>
-        <w:jc w:val="center"/>
-      </w:pPr>
-      <w:r>
         <w:rPr>
           <w:noProof/>
         </w:rPr>
+        <w:lastRenderedPageBreak/>
         <w:drawing>
           <wp:inline distT="0" distB="0" distL="0" distR="0">
             <wp:extent cx="6483096" cy="2871085"/>
@@ -3424,7 +3533,6 @@
           <w:sz w:val="18"/>
           <w:szCs w:val="18"/>
         </w:rPr>
-        <w:lastRenderedPageBreak/>
         <w:t>Figure 9 — SVM classification architecture. The 63-dimensional landmark vector is z-score scaled, then lifted into a high-dimensional kernel space by the RBF function, where the maximum-margin hyperplane separates the 29 sign classes. Final class assignment uses one-versus-one multi-class voting.</w:t>
       </w:r>
     </w:p>
@@ -3438,18 +3546,12 @@
     </w:p>
     <w:p>
       <w:pPr>
-        <w:spacing w:before="60" w:after="60"/>
+        <w:spacing w:before="120" w:after="60"/>
         <w:jc w:val="both"/>
       </w:pPr>
       <w:r>
-        <w:t>Random Forest is an ensemble of 300 decision trees, each trained on a bootstrap sample (random sampling with replacement) of the 4,480 training instances and selecting a random subset of √63 ≈ 8 features at each split node. The ensemble reduces variance relative to individual trees through averaging, handles non-linear feature interactions naturally, does not require feature scaling, and provides both tree-based feature importance and SHAP-compatible structure for explainability. No hyperparameter tuning is performed; the 300-tree configuration serves as a strong, widely used benchmark.</w:t>
-      </w:r>
-    </w:p>
-    <w:p>
-      <w:pPr>
-        <w:spacing w:before="120" w:after="60"/>
-        <w:jc w:val="center"/>
-      </w:pPr>
+        <w:t>Random Forest is a collection of 300 decision trees that are trained on a bootstrap sample of the 4,480 training samples with a random selection of √63 = 8 attributes at each node. It is less sensitive to variance than single decision trees thanks to its averaging property, it can natively deal with non-linear feature interactions, no feature scaling is needed, and it allows for feature importance from trees as well as SHAP-friendly structure. No hyperparameters are tuned; 300 decision trees constitute a popular benchmark.</w:t>
+      </w:r>
       <w:r>
         <w:rPr>
           <w:noProof/>
@@ -3498,8 +3600,6 @@
       <w:pPr>
         <w:spacing w:before="40" w:after="180"/>
         <w:jc w:val="center"/>
-      </w:pPr>
-      <w:r>
         <w:rPr>
           <w:i/>
           <w:iCs/>
@@ -3507,8 +3607,23 @@
           <w:sz w:val="18"/>
           <w:szCs w:val="18"/>
         </w:rPr>
-        <w:t>Figure 10 — Random Forest ensemble architecture. Three (of 300) bootstrapped decision trees are shown. Each tree classifies independently; the ensemble takes a majority vote. SHAP TreeExplainer operates on this structure to compute exact Shapley values for all 63 features.</w:t>
-      </w:r>
+      </w:pPr>
+      <w:r>
+        <w:rPr>
+          <w:i/>
+          <w:iCs/>
+          <w:color w:val="555555"/>
+          <w:sz w:val="18"/>
+          <w:szCs w:val="18"/>
+        </w:rPr>
+        <w:t>Figure 10 – Architecture of random forest ensemble model. The three trees (out of 300) are depicted here. Each of them performs classification independently and the ensemble takes a majority vote. Calculation of Shapley values of all 63 features is performed by SHAP TreeExplainer on this architecture.</w:t>
+      </w:r>
+    </w:p>
+    <w:p>
+      <w:pPr>
+        <w:spacing w:before="40" w:after="180"/>
+        <w:jc w:val="center"/>
+      </w:pPr>
     </w:p>
     <w:p>
       <w:r>
@@ -3519,6 +3634,7 @@
           <w:sz w:val="34"/>
           <w:szCs w:val="34"/>
         </w:rPr>
+        <w:lastRenderedPageBreak/>
         <w:t>5.  Experiments and Results</w:t>
       </w:r>
     </w:p>
@@ -3532,24 +3648,11 @@
     </w:p>
     <w:p>
       <w:pPr>
-        <w:spacing w:before="60" w:after="60"/>
-        <w:jc w:val="both"/>
-      </w:pPr>
-      <w:r>
-        <w:t>All classifiers are evaluated on a single held-out test set (1,006 samples, 20% stratified split) not seen during training or hyperparameter search. The evaluation framework employs four complementary assessment dimensions: (1) overall test-set accuracy as the primary benchmark metric; (2) 5-fold stratified cross-validation on the best model to assess generalisation stability and variance; (3) per-class precision, recall, and F1 score to detect systematic misclassification of specific sign categories; and (4) SHAP TreeExplainer feature importance analysis to characterise the anatomical basis of classification decisions. Additionally, Principal Component Analysis of the feature space is conducted to characterise the intrinsic geometric structure of the landmark representations.</w:t>
-      </w:r>
-    </w:p>
-    <w:p>
-      <w:pPr>
-        <w:spacing w:before="60" w:after="60"/>
-        <w:jc w:val="both"/>
-      </w:pPr>
-    </w:p>
-    <w:p>
-      <w:pPr>
-        <w:spacing w:before="60" w:after="60"/>
-        <w:jc w:val="both"/>
-      </w:pPr>
+        <w:spacing w:before="80"/>
+      </w:pPr>
+      <w:r>
+        <w:t>All the classifiers are tested on a single test set (1,006 images, 20% stratified sampling) which was not used in training or hyperparameter tuning. For the evaluation process, four different evaluation measures have been adopted: (1) test set accuracy as the main benchmark measure; (2) 5-fold stratified cross-validation on the best classifier to evaluate generalisation variance; (3) per class precision, recall, and F1-score to check for the presence of misclassifications of specific sign types; and (4) SHAP Tree Explainer to understand the anatomical importance of features used for classification. Also, a Principal Component Analysis is performed on the feature space.</w:t>
+      </w:r>
     </w:p>
     <w:p>
       <w:pPr>
@@ -3579,12 +3682,6 @@
         <w:gridCol w:w="2760"/>
       </w:tblGrid>
       <w:tr>
-        <w:tblPrEx>
-          <w:tblCellMar>
-            <w:top w:w="0" w:type="dxa"/>
-            <w:bottom w:w="0" w:type="dxa"/>
-          </w:tblCellMar>
-        </w:tblPrEx>
         <w:trPr>
           <w:tblHeader/>
         </w:trPr>
@@ -3617,7 +3714,6 @@
                 <w:sz w:val="19"/>
                 <w:szCs w:val="19"/>
               </w:rPr>
-              <w:lastRenderedPageBreak/>
               <w:t>Metric</w:t>
             </w:r>
           </w:p>
@@ -3690,12 +3786,6 @@
         </w:tc>
       </w:tr>
       <w:tr>
-        <w:tblPrEx>
-          <w:tblCellMar>
-            <w:top w:w="0" w:type="dxa"/>
-            <w:bottom w:w="0" w:type="dxa"/>
-          </w:tblCellMar>
-        </w:tblPrEx>
         <w:tc>
           <w:tcPr>
             <w:tcW w:w="3000" w:type="dxa"/>
@@ -3779,12 +3869,6 @@
         </w:tc>
       </w:tr>
       <w:tr>
-        <w:tblPrEx>
-          <w:tblCellMar>
-            <w:top w:w="0" w:type="dxa"/>
-            <w:bottom w:w="0" w:type="dxa"/>
-          </w:tblCellMar>
-        </w:tblPrEx>
         <w:tc>
           <w:tcPr>
             <w:tcW w:w="3000" w:type="dxa"/>
@@ -3868,12 +3952,6 @@
         </w:tc>
       </w:tr>
       <w:tr>
-        <w:tblPrEx>
-          <w:tblCellMar>
-            <w:top w:w="0" w:type="dxa"/>
-            <w:bottom w:w="0" w:type="dxa"/>
-          </w:tblCellMar>
-        </w:tblPrEx>
         <w:tc>
           <w:tcPr>
             <w:tcW w:w="3000" w:type="dxa"/>
@@ -3957,12 +4035,6 @@
         </w:tc>
       </w:tr>
       <w:tr>
-        <w:tblPrEx>
-          <w:tblCellMar>
-            <w:top w:w="0" w:type="dxa"/>
-            <w:bottom w:w="0" w:type="dxa"/>
-          </w:tblCellMar>
-        </w:tblPrEx>
         <w:tc>
           <w:tcPr>
             <w:tcW w:w="3000" w:type="dxa"/>
@@ -4046,12 +4118,6 @@
         </w:tc>
       </w:tr>
       <w:tr>
-        <w:tblPrEx>
-          <w:tblCellMar>
-            <w:top w:w="0" w:type="dxa"/>
-            <w:bottom w:w="0" w:type="dxa"/>
-          </w:tblCellMar>
-        </w:tblPrEx>
         <w:tc>
           <w:tcPr>
             <w:tcW w:w="3000" w:type="dxa"/>
@@ -4135,12 +4201,6 @@
         </w:tc>
       </w:tr>
       <w:tr>
-        <w:tblPrEx>
-          <w:tblCellMar>
-            <w:top w:w="0" w:type="dxa"/>
-            <w:bottom w:w="0" w:type="dxa"/>
-          </w:tblCellMar>
-        </w:tblPrEx>
         <w:tc>
           <w:tcPr>
             <w:tcW w:w="3000" w:type="dxa"/>
@@ -4254,7 +4314,10 @@
         <w:jc w:val="both"/>
       </w:pPr>
       <w:r>
-        <w:t>Table 4 and Figure 2 summarise the test-set accuracy of all three trained classifiers. The SVM with RBF kernel (C=100, gamma=scale) achieves the highest test accuracy at 99.50%, with a 5-fold cross-validation mean of 99.46% and a cross-validation standard deviation of just 0.32 percentage points. KNN (k=3, Euclidean distance, distance weighting) and Random Forest (300 trees) both achieve 98.91% test accuracy. The 0.59 percentage point advantage of SVM over the other two models is consistent across cross-validation folds and is statistically meaningful given the 1,006-sample test set.</w:t>
+        <w:t>Test-set accuracy for all three classifiers can be seen in Table 4 and Figure 2. The support vector machine (SVM) classifier, with the radial basis function kernel (gamma=scale, C=100), has a test accuracy of 99.50%, with a mean of 99.46% and a standard deviation of 0.32% based on five-fold cross-validation. Both the k-nearest neighbour (KNN) (k=3, euclidean distance, distance weighted) and random forest (300 trees) classifiers have test accuracy rates of 98.91%. This difference of 0.59 percentage points is statistically significant given the test sample size of 1,006</w:t>
+      </w:r>
+      <w:r>
+        <w:t>.</w:t>
       </w:r>
     </w:p>
     <w:p>
@@ -4319,7 +4382,7 @@
           <w:sz w:val="18"/>
           <w:szCs w:val="18"/>
         </w:rPr>
-        <w:t>Figure 2 — Model accuracy comparison bar chart (test set, n=1,006). SVM (coral bar, 99.50%) outperforms KNN and Random Forest (both 98.91%). The x-axis is zoomed to 98–100% to highlight meaningful differences.</w:t>
+        <w:t>Figure 2 - Chart comparing model accuracy (Test Set, n = 1,006). SVM (orange bar, 99.50%) beats KNN and Random Forest (both 98.91%) in accuracy. X-axis is magnified at 98-100</w:t>
       </w:r>
     </w:p>
     <w:tbl>
@@ -4347,12 +4410,6 @@
         <w:gridCol w:w="1360"/>
       </w:tblGrid>
       <w:tr>
-        <w:tblPrEx>
-          <w:tblCellMar>
-            <w:top w:w="0" w:type="dxa"/>
-            <w:bottom w:w="0" w:type="dxa"/>
-          </w:tblCellMar>
-        </w:tblPrEx>
         <w:trPr>
           <w:tblHeader/>
         </w:trPr>
@@ -4385,6 +4442,7 @@
                 <w:sz w:val="19"/>
                 <w:szCs w:val="19"/>
               </w:rPr>
+              <w:lastRenderedPageBreak/>
               <w:t>Model</w:t>
             </w:r>
           </w:p>
@@ -4523,12 +4581,6 @@
         </w:tc>
       </w:tr>
       <w:tr>
-        <w:tblPrEx>
-          <w:tblCellMar>
-            <w:top w:w="0" w:type="dxa"/>
-            <w:bottom w:w="0" w:type="dxa"/>
-          </w:tblCellMar>
-        </w:tblPrEx>
         <w:tc>
           <w:tcPr>
             <w:tcW w:w="2800" w:type="dxa"/>
@@ -4666,12 +4718,6 @@
         </w:tc>
       </w:tr>
       <w:tr>
-        <w:tblPrEx>
-          <w:tblCellMar>
-            <w:top w:w="0" w:type="dxa"/>
-            <w:bottom w:w="0" w:type="dxa"/>
-          </w:tblCellMar>
-        </w:tblPrEx>
         <w:tc>
           <w:tcPr>
             <w:tcW w:w="2800" w:type="dxa"/>
@@ -4809,12 +4855,6 @@
         </w:tc>
       </w:tr>
       <w:tr>
-        <w:tblPrEx>
-          <w:tblCellMar>
-            <w:top w:w="0" w:type="dxa"/>
-            <w:bottom w:w="0" w:type="dxa"/>
-          </w:tblCellMar>
-        </w:tblPrEx>
         <w:tc>
           <w:tcPr>
             <w:tcW w:w="2800" w:type="dxa"/>
@@ -4973,17 +5013,16 @@
         <w:pStyle w:val="Heading2"/>
       </w:pPr>
       <w:r>
-        <w:lastRenderedPageBreak/>
         <w:t>5.3  Cross-Validation Stability Analysis</w:t>
       </w:r>
     </w:p>
     <w:p>
       <w:pPr>
-        <w:spacing w:before="60" w:after="60"/>
+        <w:spacing w:before="120" w:after="60"/>
         <w:jc w:val="both"/>
       </w:pPr>
       <w:r>
-        <w:t>Cross-validation stability is arguably more diagnostic than single-split test accuracy, because it measures the variance of the model's performance across different partitions of the training data. A model with a high mean but also a high standard deviation is unreliable — its accuracy depends heavily on which specific samples end up in the training versus test partition. Figure 3 presents the box plot and individual fold scores from 5-fold stratified cross-validation applied to the tuned SVM model.</w:t>
+        <w:t>The stability of cross-validation, in my view, is a more informative metric than test set accuracy achieved via single split, since it indicates the variability in model performance for various data splits used in training and testing. The model that demonstrates a large mean value along with a large standard deviation is unstable, since its accuracy varies considerably depending on the specific sample used for training and testing. Figure 3 depicts the box plot and scores for each fold in 5-fold stratified cross-validation of the tuned SVM model.</w:t>
       </w:r>
     </w:p>
     <w:p>
@@ -5037,10 +5076,8 @@
     </w:p>
     <w:p>
       <w:pPr>
-        <w:spacing w:before="40" w:after="180"/>
+        <w:spacing w:before="60" w:after="60"/>
         <w:jc w:val="center"/>
-      </w:pPr>
-      <w:r>
         <w:rPr>
           <w:i/>
           <w:iCs/>
@@ -5048,7 +5085,61 @@
           <w:sz w:val="18"/>
           <w:szCs w:val="18"/>
         </w:rPr>
-        <w:t>Figure 3 — 5-fold cross-validation stability box plot for the SVM (RBF, C=100). Individual fold scores (coral dots) range from 99.00% to 99.89%. The narrow interquartile range and small standard deviation (0.0032) confirm that the model is robustly high-performing across data partitions.</w:t>
+      </w:pPr>
+      <w:r>
+        <w:rPr>
+          <w:i/>
+          <w:iCs/>
+          <w:color w:val="555555"/>
+          <w:sz w:val="18"/>
+          <w:szCs w:val="18"/>
+        </w:rPr>
+        <w:t>Figure 3 — Stability box plot of the 5-fold cross-validation for the SVM (RBF, C=100). Scores of individual folds (dots in coral) are between 99.00% and 99.89%. Small standard deviation (0.0032) and narrow interquartile range indicate that the model is consistently highly performing.</w:t>
+      </w:r>
+    </w:p>
+    <w:p>
+      <w:pPr>
+        <w:pStyle w:val="Heading2"/>
+        <w:jc w:val="both"/>
+        <w:rPr>
+          <w:b w:val="0"/>
+          <w:bCs w:val="0"/>
+          <w:color w:val="1A1A2E"/>
+          <w:sz w:val="21"/>
+          <w:szCs w:val="21"/>
+        </w:rPr>
+      </w:pPr>
+      <w:r>
+        <w:rPr>
+          <w:b w:val="0"/>
+          <w:bCs w:val="0"/>
+          <w:color w:val="1A1A2E"/>
+          <w:sz w:val="21"/>
+          <w:szCs w:val="21"/>
+        </w:rPr>
+        <w:t>The five folds' accuracies are 99.22%, 99.55%, 99.67%, 99.00%, and 99.89%. The average of these values is 99.46%, with a standard deviation of 0.32 percentage points. The small standard deviation, with the maximum difference between folds being just 0.89 percentage points, illustrates that this model is indeed very robust and high-performing, which means that its accuracy on the test set (99.50%) was achieved not because of the good luck of the random selection of data.</w:t>
+      </w:r>
+    </w:p>
+    <w:p>
+      <w:pPr>
+        <w:pStyle w:val="Heading2"/>
+        <w:jc w:val="both"/>
+        <w:rPr>
+          <w:b w:val="0"/>
+          <w:bCs w:val="0"/>
+          <w:color w:val="1A1A2E"/>
+          <w:sz w:val="21"/>
+          <w:szCs w:val="21"/>
+        </w:rPr>
+      </w:pPr>
+    </w:p>
+    <w:p>
+      <w:pPr>
+        <w:pStyle w:val="Heading2"/>
+      </w:pPr>
+      <w:r>
+        <w:lastRenderedPageBreak/>
+        <w:t>5.4  Per-Class F1 Score Analysis</w:t>
       </w:r>
     </w:p>
     <w:p>
@@ -5057,15 +5148,7 @@
         <w:jc w:val="both"/>
       </w:pPr>
       <w:r>
-        <w:t>The five fold accuracies are 99.22%, 99.55%, 99.67%, 99.00%, and 99.89%, yielding a mean of 99.46% and standard deviation of 0.32 percentage points. The narrow spread — the maximum fold range is only 0.89 percentage points — confirms that the SVM is a robustly high-performing model whose test-set accuracy of 99.50% is not attributable to a particularly favourable random split. The slight dip in fold 4 (99.00%) is within the expected sampling variance for a dataset of this size.</w:t>
-      </w:r>
-    </w:p>
-    <w:p>
-      <w:pPr>
-        <w:pStyle w:val="Heading2"/>
-      </w:pPr>
-      <w:r>
-        <w:t>5.4  Per-Class F1 Score Analysis</w:t>
+        <w:t>Aggregate measures of performance may conceal underlying flaws; even a classifier that reaches an aggregate level of 99.50% is capable of making catastrophic mistakes with certain classes. The F1 score (the harmonic mean of precision and recall) per class for all 29 ASL signs is shown in Figure 12.</w:t>
       </w:r>
     </w:p>
     <w:p>
@@ -5073,9 +5156,6 @@
         <w:spacing w:before="60" w:after="60"/>
         <w:jc w:val="both"/>
       </w:pPr>
-      <w:r>
-        <w:t>Aggregate accuracy metrics can mask systematic weaknesses: a model that achieves 99.50% overall could still catastrophically confuse specific sign pairs. Figure 12 presents the per-class F1 score (harmonic mean of precision and recall) for all 29 ASL sign classes evaluated on the SVM model.</w:t>
-      </w:r>
     </w:p>
     <w:p>
       <w:pPr>
@@ -5086,7 +5166,6 @@
         <w:rPr>
           <w:noProof/>
         </w:rPr>
-        <w:lastRenderedPageBreak/>
         <w:drawing>
           <wp:inline distT="0" distB="0" distL="0" distR="0">
             <wp:extent cx="6667500" cy="2762250"/>
@@ -5129,10 +5208,8 @@
     </w:p>
     <w:p>
       <w:pPr>
-        <w:spacing w:before="40" w:after="180"/>
+        <w:spacing w:before="60" w:after="60"/>
         <w:jc w:val="center"/>
-      </w:pPr>
-      <w:r>
         <w:rPr>
           <w:i/>
           <w:iCs/>
@@ -5140,7 +5217,16 @@
           <w:sz w:val="18"/>
           <w:szCs w:val="18"/>
         </w:rPr>
-        <w:t>Figure 12 — Per-class F1 score for all 29 ASL sign classes (SVM best model, test set). Green bars indicate F1 ≥ 0.99 (excellent); blue bars 0.975–0.99 (good); orange bars F1 &lt; 0.975 (moderate). Most classes achieve near-perfect F1; the few moderate performers correspond to visually similar letter pairs.</w:t>
+      </w:pPr>
+      <w:r>
+        <w:rPr>
+          <w:i/>
+          <w:iCs/>
+          <w:color w:val="555555"/>
+          <w:sz w:val="18"/>
+          <w:szCs w:val="18"/>
+        </w:rPr>
+        <w:t>Figure 12 – F1-score per class for all 29 classes of ASL signs (SVM best performing model, test set). Green bars show F1 ≥ 0.99 (excellent), blue bars represent 0.975 ≤ F1 ≤ 0.99 (good), and orange bars show F1 &lt; 0.975 (moderate). Most classes have F1 scores close to perfect, while a few classes with</w:t>
       </w:r>
     </w:p>
     <w:p>
@@ -5149,8 +5235,14 @@
         <w:jc w:val="both"/>
       </w:pPr>
       <w:r>
-        <w:t>The analysis reveals that the vast majority of classes achieve F1 ≥ 0.975. The three special tokens (del, space, nothing) achieve perfect F1 = 1.000, reflecting their visually distinctive poses. Among the letter classes, B and D achieve 1.000 F1. The most challenging classes are those corresponding to visually similar letter pairs: M and N (which differ only in the number of fingers folded over the thumb), and R and U (which differ only in whether two fingers are crossed). These findings are consistent with human observer difficulties in discriminating the same sign pairs, validating that the model errors are meaningful rather than arbitrary.</w:t>
-      </w:r>
+        <w:t>From the analysis, we observe that most of the classes have an F1 ≥ 0.975. The three special characters (del, space, nothing) have perfect F1 = 1.000 since these classes are distinguished by unique poses. Of the letter classes, B and D have an F1 score of 1.000. The classes found difficult to classify are the pairs of visually similar letters such as M and N (difference is only on the number of folded fingers on the thumb) and R and U (difference is only on crossing two fingers). These results coincide with the difficulty faced by human observers in distinguishing the same sign pairs.</w:t>
+      </w:r>
+    </w:p>
+    <w:p>
+      <w:pPr>
+        <w:spacing w:before="60" w:after="60"/>
+        <w:jc w:val="both"/>
+      </w:pPr>
     </w:p>
     <w:tbl>
       <w:tblPr>
@@ -5177,12 +5269,6 @@
         <w:gridCol w:w="3660"/>
       </w:tblGrid>
       <w:tr>
-        <w:tblPrEx>
-          <w:tblCellMar>
-            <w:top w:w="0" w:type="dxa"/>
-            <w:bottom w:w="0" w:type="dxa"/>
-          </w:tblCellMar>
-        </w:tblPrEx>
         <w:trPr>
           <w:tblHeader/>
         </w:trPr>
@@ -5353,12 +5439,6 @@
         </w:tc>
       </w:tr>
       <w:tr>
-        <w:tblPrEx>
-          <w:tblCellMar>
-            <w:top w:w="0" w:type="dxa"/>
-            <w:bottom w:w="0" w:type="dxa"/>
-          </w:tblCellMar>
-        </w:tblPrEx>
         <w:tc>
           <w:tcPr>
             <w:tcW w:w="1400" w:type="dxa"/>
@@ -5496,12 +5576,6 @@
         </w:tc>
       </w:tr>
       <w:tr>
-        <w:tblPrEx>
-          <w:tblCellMar>
-            <w:top w:w="0" w:type="dxa"/>
-            <w:bottom w:w="0" w:type="dxa"/>
-          </w:tblCellMar>
-        </w:tblPrEx>
         <w:tc>
           <w:tcPr>
             <w:tcW w:w="1400" w:type="dxa"/>
@@ -5639,12 +5713,6 @@
         </w:tc>
       </w:tr>
       <w:tr>
-        <w:tblPrEx>
-          <w:tblCellMar>
-            <w:top w:w="0" w:type="dxa"/>
-            <w:bottom w:w="0" w:type="dxa"/>
-          </w:tblCellMar>
-        </w:tblPrEx>
         <w:tc>
           <w:tcPr>
             <w:tcW w:w="1400" w:type="dxa"/>
@@ -5782,12 +5850,6 @@
         </w:tc>
       </w:tr>
       <w:tr>
-        <w:tblPrEx>
-          <w:tblCellMar>
-            <w:top w:w="0" w:type="dxa"/>
-            <w:bottom w:w="0" w:type="dxa"/>
-          </w:tblCellMar>
-        </w:tblPrEx>
         <w:tc>
           <w:tcPr>
             <w:tcW w:w="1400" w:type="dxa"/>
@@ -5925,12 +5987,6 @@
         </w:tc>
       </w:tr>
       <w:tr>
-        <w:tblPrEx>
-          <w:tblCellMar>
-            <w:top w:w="0" w:type="dxa"/>
-            <w:bottom w:w="0" w:type="dxa"/>
-          </w:tblCellMar>
-        </w:tblPrEx>
         <w:tc>
           <w:tcPr>
             <w:tcW w:w="1400" w:type="dxa"/>
@@ -6068,12 +6124,6 @@
         </w:tc>
       </w:tr>
       <w:tr>
-        <w:tblPrEx>
-          <w:tblCellMar>
-            <w:top w:w="0" w:type="dxa"/>
-            <w:bottom w:w="0" w:type="dxa"/>
-          </w:tblCellMar>
-        </w:tblPrEx>
         <w:tc>
           <w:tcPr>
             <w:tcW w:w="1400" w:type="dxa"/>
@@ -6211,12 +6261,6 @@
         </w:tc>
       </w:tr>
       <w:tr>
-        <w:tblPrEx>
-          <w:tblCellMar>
-            <w:top w:w="0" w:type="dxa"/>
-            <w:bottom w:w="0" w:type="dxa"/>
-          </w:tblCellMar>
-        </w:tblPrEx>
         <w:tc>
           <w:tcPr>
             <w:tcW w:w="1400" w:type="dxa"/>
@@ -6381,6 +6425,32 @@
       <w:pPr>
         <w:spacing w:before="60" w:after="180"/>
         <w:jc w:val="center"/>
+        <w:rPr>
+          <w:i/>
+          <w:iCs/>
+          <w:color w:val="555555"/>
+          <w:sz w:val="18"/>
+          <w:szCs w:val="18"/>
+        </w:rPr>
+      </w:pPr>
+    </w:p>
+    <w:p>
+      <w:pPr>
+        <w:spacing w:before="60" w:after="180"/>
+        <w:jc w:val="center"/>
+        <w:rPr>
+          <w:i/>
+          <w:iCs/>
+          <w:color w:val="555555"/>
+          <w:sz w:val="18"/>
+          <w:szCs w:val="18"/>
+        </w:rPr>
+      </w:pPr>
+    </w:p>
+    <w:p>
+      <w:pPr>
+        <w:spacing w:before="60" w:after="180"/>
+        <w:jc w:val="center"/>
       </w:pPr>
     </w:p>
     <w:p>
@@ -6388,16 +6458,17 @@
         <w:pStyle w:val="Heading2"/>
       </w:pPr>
       <w:r>
+        <w:lastRenderedPageBreak/>
         <w:t>5.5  PCA Feature Space Analysis</w:t>
       </w:r>
     </w:p>
     <w:p>
       <w:pPr>
-        <w:spacing w:before="60" w:after="60"/>
+        <w:spacing w:before="120" w:after="60"/>
         <w:jc w:val="both"/>
       </w:pPr>
       <w:r>
-        <w:t>Principal Component Analysis is applied to the 63-dimensional training feature matrix (4,024 samples before SMOTE) to characterise the intrinsic geometric structure of the MediaPipe landmark representations. Understanding the feature space geometry motivates the choice of kernel-based methods (SVM) over purely linear classifiers and explains why a relatively small number of features are required for high accuracy.</w:t>
+        <w:t>PCA is performed on the training feature matrix of dimensionality 63 (4,024 samples pre-SMOTE) to describe the underlying geometric structure of the MediaPipe landmarks. The geometry of the feature space is the reason for opting for kernel techniques (Support Vector Machine) rather than linear classifiers, as well as the reason for requiring few features to achieve good performance.</w:t>
       </w:r>
     </w:p>
     <w:p>
@@ -6409,7 +6480,6 @@
         <w:rPr>
           <w:noProof/>
         </w:rPr>
-        <w:lastRenderedPageBreak/>
         <w:drawing>
           <wp:inline distT="0" distB="0" distL="0" distR="0">
             <wp:extent cx="6572250" cy="3238500"/>
@@ -6470,13 +6540,15 @@
           <w:sz w:val="18"/>
           <w:szCs w:val="18"/>
         </w:rPr>
-        <w:t>Figure 4 — PCA cumulative explained variance as a function of component count. The 95% variance threshold (dashed red line) is reached at just 7 components (dashed green line), revealing the low intrinsic dimensionality of the 63-dimensional hand pose space.</w:t>
+        <w:t>Figure 4 — Explained Variance vs Number of Principal Components. The 95% variance mark (dashed red line) is achieved with only 7 principal components (dashed green line), showing that the intrinsic dimensionality of the 63-dimensional hand pose space is quite low.</w:t>
       </w:r>
     </w:p>
     <w:p>
       <w:pPr>
         <w:spacing w:before="40" w:after="180"/>
         <w:jc w:val="center"/>
+      </w:pPr>
+      <w:r>
         <w:rPr>
           <w:i/>
           <w:iCs/>
@@ -6484,21 +6556,6 @@
           <w:sz w:val="18"/>
           <w:szCs w:val="18"/>
         </w:rPr>
-      </w:pPr>
-    </w:p>
-    <w:p>
-      <w:pPr>
-        <w:spacing w:before="40" w:after="180"/>
-        <w:jc w:val="center"/>
-      </w:pPr>
-      <w:r>
-        <w:rPr>
-          <w:i/>
-          <w:iCs/>
-          <w:color w:val="555555"/>
-          <w:sz w:val="18"/>
-          <w:szCs w:val="18"/>
-        </w:rPr>
         <w:t xml:space="preserve"> </w:t>
       </w:r>
     </w:p>
@@ -6508,15 +6565,7 @@
         <w:jc w:val="both"/>
       </w:pPr>
       <w:r>
-        <w:t>The first principal component alone explains 54.1% of total variance, and the first two components together capture 76.2%, meaning that the dominant structure of the hand pose space is nearly planar in two dimensions. This is anatomically interpretable: the primary mode of variation in ASL hand poses is the global configuration of finger extension versus closure (PC1), followed by lateral spread of the fingers and thumb opposition (PC2). The finding that 95% of variance is captured in only 7 dimensions (11% of the original feature dimensionality) confirms that the 63-dimensional landmark space is highly redundant — finger segment lengths and joint angle constraints enforce strong geometric correlations across landmarks.</w:t>
-      </w:r>
-    </w:p>
-    <w:p>
-      <w:pPr>
-        <w:pStyle w:val="Heading2"/>
-      </w:pPr>
-      <w:r>
-        <w:t>5.6  SHAP Feature Importance Analysis</w:t>
+        <w:t>The first principal component alone accounts for 54.1% of total variance, while the first two components together explain 76.2% of the variance, indicating that the main pattern of the hand pose space is almost two dimensional. This observation is consistent with our anatomical understanding, where the first PC represents the general shape of finger extension vs. closure, while the second PC represents the finger spread laterally, as well as opposition between the fingers and the thumb. In addition to the above, the fact that 95% of the variance is explained in 7 dimensions (11% of the original feature dimensionality) is another confirmation that the 63 dimensional landmark space is redundant, as geometric constraints are imposed on the finger segments and angles.</w:t>
       </w:r>
     </w:p>
     <w:p>
@@ -6524,14 +6573,28 @@
         <w:spacing w:before="60" w:after="60"/>
         <w:jc w:val="both"/>
       </w:pPr>
-      <w:r>
-        <w:t>SHAP (SHapley Additive exPlanations) analysis provides mathematically grounded feature importance estimates by computing each feature's average marginal contribution to model predictions across all possible feature subsets (Lundberg &amp; Lee, 2017). The TreeExplainer algorithm computes exact Shapley values for tree ensemble models in polynomial time, making it practical for the 300-tree Random Forest trained in this project.</w:t>
+    </w:p>
+    <w:p>
+      <w:pPr>
+        <w:pStyle w:val="Heading2"/>
+      </w:pPr>
+      <w:r>
+        <w:t>5.6  SHAP Feature Importance Analysis</w:t>
       </w:r>
     </w:p>
     <w:p>
       <w:pPr>
         <w:spacing w:before="120" w:after="60"/>
-        <w:jc w:val="center"/>
+        <w:jc w:val="both"/>
+      </w:pPr>
+      <w:r>
+        <w:t>SHAP (SHapley Additive exPlanations) determines feature importance according to the mathematical approach of determining the average marginal effect of features in contributing to the prediction outputted by the model after considering all subsets of features (Lundberg &amp; Lee, 2017). TreeExplainer is an algorithm which is used to calculate exact Shapley values for tree-based models in polynomial time.</w:t>
+      </w:r>
+    </w:p>
+    <w:p>
+      <w:pPr>
+        <w:spacing w:before="120" w:after="60"/>
+        <w:jc w:val="both"/>
       </w:pPr>
       <w:r>
         <w:rPr>
@@ -6580,10 +6643,8 @@
     </w:p>
     <w:p>
       <w:pPr>
-        <w:spacing w:before="40" w:after="180"/>
+        <w:spacing w:before="60" w:after="60"/>
         <w:jc w:val="center"/>
-      </w:pPr>
-      <w:r>
         <w:rPr>
           <w:i/>
           <w:iCs/>
@@ -6591,7 +6652,16 @@
           <w:sz w:val="18"/>
           <w:szCs w:val="18"/>
         </w:rPr>
-        <w:t>Figure 5 — Top 20 hand landmark features ranked by mean absolute SHAP value. Fingertip y-coordinates (vertical positions) dominate, with lm04_x (thumb tip horizontal position) as the single most important feature. SHAP values are averaged over the full test set.</w:t>
+      </w:pPr>
+      <w:r>
+        <w:rPr>
+          <w:i/>
+          <w:iCs/>
+          <w:color w:val="555555"/>
+          <w:sz w:val="18"/>
+          <w:szCs w:val="18"/>
+        </w:rPr>
+        <w:t>Figure 5 — Top 20 hand landmarks ranked according to their mean absolute SHAP score. The vertical position coordinates of fingertips dominate, while lm04_x (thumb tip horizontal coordinate) is the only one of top importance. The SHAP scores are calculated on the whole test set.</w:t>
       </w:r>
     </w:p>
     <w:p>
@@ -6600,19 +6670,14 @@
         <w:jc w:val="both"/>
       </w:pPr>
       <w:r>
-        <w:t>The SHAP analysis reveals a clear anatomical hierarchy of feature importance. The thumb tip horizontal coordinate (lm04_x) is the single most important feature, with a mean absolute SHAP value of 0.00804. The top five features are dominated by fingertip positions: lm04_x (thumb tip x), lm12_y (middle fingertip y), lm20_y (ring fingertip y), lm16_y (index fingertip y), lm15_y (index proximal joint y). The predominance of y-coordinates (vertical positions) is consistent with the observation that the primary discriminative signal in ASL fingerspelling is the relative height at which each finger is extended or curled, as viewed from a front-facing camera.</w:t>
-      </w:r>
-    </w:p>
-    <w:p>
-      <w:pPr>
-        <w:spacing w:before="60" w:after="60"/>
-        <w:jc w:val="both"/>
-      </w:pPr>
-      <w:r>
-        <w:t>Features from the wrist and lower palm regions (landmarks 0–4 proximal) contribute substantially less, confirming that the normalisation procedure (which centres on the wrist) successfully removes the contribution of global hand position from the feature representation, leaving only pose-relevant information. This SHAP analysis provides a level of model explainability unavailable from CNN-based approaches, enabling practitioners to understand, validate, and trust the model's reasoning in terms of recognisable anatomical structures.</w:t>
-      </w:r>
-    </w:p>
-    <w:p/>
+        <w:t>The findings of the SHAP analysis show an anatomy-based hierarchy for the importance of features. The most important feature is the x-coordinate of the thumb tip (lm04_x) with a mean absolute SHAP value of 0.00804. Top features include the following: lm04_x (thumb tip x), lm12_y (middle fingertip y), lm20_y (ring fingertip y), lm16_y (index fingertip y), lm15_y (index proximal joint y). The preponderance of y-coordinates (the vertical location) is consistent with the fact that in ASL fingerspelling, the main distinguishing factor is the vertical location of each finger raised or bent as captured through the front-facing camera.</w:t>
+      </w:r>
+    </w:p>
+    <w:p>
+      <w:r>
+        <w:t>Features derived from the wrist and the bottom part of the palm (Landmarks 0-4 proximal) are much fewer in number, thus verifying that the process of normalisation (focusing on the wrist joint) effectively eliminates the influence of hand position on the features of the hand, retaining only those which are meaningful for posture classification. The SHAP analysis presented here offers a degree of explainability of the model that is impossible to obtain using CNN models.</w:t>
+      </w:r>
+    </w:p>
     <w:p/>
     <w:p>
       <w:r>
@@ -6640,20 +6705,40 @@
         <w:jc w:val="both"/>
       </w:pPr>
       <w:r>
-        <w:t>This project set out to design and evaluate a complete, explainable, and production-ready machine learning pipeline for 29-class ASL static alphabet classification. The pipeline combines Google MediaPipe HandLandmarker for geometric feature extraction, a rigorous preprocessing chain (label encoding, stratified splitting, StandardScaler, SMOTE), GridSearchCV hyperparameter optimisation across three classifier families, and SHAP-based explainability analysis.</w:t>
-      </w:r>
-    </w:p>
-    <w:p>
-      <w:pPr>
-        <w:spacing w:before="60" w:after="60"/>
-        <w:jc w:val="both"/>
-      </w:pPr>
-      <w:r>
-        <w:t xml:space="preserve">The principal results are: the SVM with RBF kernel (C=100, gamma=scale) achieves 99.50% test accuracy and 99.46% 5-fold cross-validation mean accuracy with a standard deviation of 0.32 </w:t>
-      </w:r>
-      <w:r>
+        <w:t>In this research, the main goal was to create an end-to-end machine learning pipeline for ASL static alphabet classification into 29 classes. This pipeline is created using the following components: Google MediaPipe HandLandmarker to extract geometric features, preprocessing steps (including label encoding, stratified splitting, StandardScaler, SMOTE), hyperparameter tuning using GridSearchCV on three classifiers and explanation by SHAP analysis.</w:t>
+      </w:r>
+    </w:p>
+    <w:p>
+      <w:pPr>
+        <w:pStyle w:val="Heading2"/>
+        <w:rPr>
+          <w:b w:val="0"/>
+          <w:bCs w:val="0"/>
+          <w:color w:val="1A1A2E"/>
+          <w:sz w:val="21"/>
+          <w:szCs w:val="21"/>
+        </w:rPr>
+      </w:pPr>
+      <w:r>
+        <w:rPr>
+          <w:b w:val="0"/>
+          <w:bCs w:val="0"/>
+          <w:color w:val="1A1A2E"/>
+          <w:sz w:val="21"/>
+          <w:szCs w:val="21"/>
+        </w:rPr>
+        <w:t xml:space="preserve">These are the main findings: SVM with RBF kernel (C=100, gamma=scale) has test accuracy equal to 99.50% and 5-fold cross-validation mean accuracy of 99.46% with 0.32% standard deviation, which makes this model the highest-performing one and the most stable classifier. KNN and Random Forest models have test accuracy of 98.91%. PCA analysis shows that 63-dimensional MediaPipe landmark </w:t>
+      </w:r>
+      <w:r>
+        <w:rPr>
+          <w:b w:val="0"/>
+          <w:bCs w:val="0"/>
+          <w:color w:val="1A1A2E"/>
+          <w:sz w:val="21"/>
+          <w:szCs w:val="21"/>
+        </w:rPr>
         <w:lastRenderedPageBreak/>
-        <w:t>percentage points, establishing it as the best-performing and most stable classifier. KNN and Random Forest both achieve 98.91% test accuracy. PCA analysis confirms that the 63-dimensional MediaPipe landmark space has an intrinsic dimensionality of only 7 dimensions at 95% variance, reflecting the geometric constraints of hand anatomy. SHAP analysis identifies fingertip y-coordinates — particularly the vertical positions of the thumb, middle, ring, and index fingertips — as the dominant predictive features, providing anatomically interpretable explanations consistent with domain knowledge about visual sign discrimination.</w:t>
+        <w:t>space has intrinsic dimensionality of only 7 at 95% variance due to the geometric nature of hand anatomy. SHAP analysis shows that fingertip y-coordinates, namely vertical coordinates of fingertips of thumb, middle finger, ring finger, and index fingers, are the key predictors of the model.</w:t>
       </w:r>
     </w:p>
     <w:p>
@@ -6669,13 +6754,13 @@
         <w:pStyle w:val="ListParagraph"/>
         <w:numPr>
           <w:ilvl w:val="0"/>
-          <w:numId w:val="2"/>
+          <w:numId w:val="9"/>
         </w:numPr>
         <w:spacing w:before="55" w:after="55"/>
         <w:jc w:val="both"/>
       </w:pPr>
       <w:r>
-        <w:t>A fully reproducible, end-to-end Python pipeline for ASL landmark-based classification, from programmatic Kaggle dataset download to serialised production inference artefacts, executable in Google Colab without GPU hardware.</w:t>
+        <w:t>A complete, reproducible Python pipeline using landmark-based ASL classification, from downloading the Kaggle dataset programmatically to the serialised inference objects, runnable in Google Colab even without access to GPU hardware.</w:t>
       </w:r>
     </w:p>
     <w:p>
@@ -6683,13 +6768,13 @@
         <w:pStyle w:val="ListParagraph"/>
         <w:numPr>
           <w:ilvl w:val="0"/>
-          <w:numId w:val="2"/>
+          <w:numId w:val="9"/>
         </w:numPr>
         <w:spacing w:before="55" w:after="55"/>
         <w:jc w:val="both"/>
       </w:pPr>
       <w:r>
-        <w:t>Systematic comparison of three classifier paradigms (KNN, SVM, Random Forest) on MediaPipe landmark features with rigorous hyperparameter search via 5-fold GridSearchCV, demonstrating that SVM achieves superior performance.</w:t>
+        <w:t>Comparison of three different classification algorithms (KNN, SVM, Random Forest), using MediaPipe landmarks, including systematic hyperparameter tuning using 5-fold GridSearchCV, showing that SVM outperforms the other two.</w:t>
       </w:r>
     </w:p>
     <w:p>
@@ -6697,13 +6782,13 @@
         <w:pStyle w:val="ListParagraph"/>
         <w:numPr>
           <w:ilvl w:val="0"/>
-          <w:numId w:val="2"/>
+          <w:numId w:val="9"/>
         </w:numPr>
         <w:spacing w:before="55" w:after="55"/>
         <w:jc w:val="both"/>
       </w:pPr>
       <w:r>
-        <w:t>The first application of SHAP TreeExplainer to MediaPipe landmark features for ASL classification, producing anatomically grounded feature importance rankings that advance explainability in assistive computing applications.</w:t>
+        <w:t>The first usage of SHAP TreeExplainer to classify MediaPipe landmark features for American Sign Language, yielding an anatomically motivated ranking of feature importance, contributing to advances in explainability for assistive computing.</w:t>
       </w:r>
     </w:p>
     <w:p>
@@ -6711,13 +6796,13 @@
         <w:pStyle w:val="ListParagraph"/>
         <w:numPr>
           <w:ilvl w:val="0"/>
-          <w:numId w:val="2"/>
+          <w:numId w:val="9"/>
         </w:numPr>
         <w:spacing w:before="55" w:after="55"/>
         <w:jc w:val="both"/>
       </w:pPr>
       <w:r>
-        <w:t>A production-ready predict_sign() inference function enabling sub-15-millisecond classification of new hand images on CPU hardware, with confidence score and top-3 alternative predictions.</w:t>
+        <w:t>A function predict_sign() for making an inference able to do a classification of new hands' pictures faster than 15 milliseconds for each image using a CPU.</w:t>
       </w:r>
     </w:p>
     <w:p>
@@ -6725,13 +6810,13 @@
         <w:pStyle w:val="ListParagraph"/>
         <w:numPr>
           <w:ilvl w:val="0"/>
-          <w:numId w:val="2"/>
+          <w:numId w:val="9"/>
         </w:numPr>
         <w:spacing w:before="55" w:after="55"/>
         <w:jc w:val="both"/>
       </w:pPr>
       <w:r>
-        <w:t>A comprehensive evaluation framework combining accuracy, cross-validation stability, per-class F1 analysis, confusion matrix examination, PCA feature space characterisation, and SHAP explainability into a single integrated assessment.</w:t>
+        <w:t>The evaluation methodology that includes such criteria as accuracy, cross-validation stability, per-class F1 measure, confusion matrix analysis, PCA analysis of features space and SHAP explanation in one integrated approach.</w:t>
       </w:r>
     </w:p>
     <w:p>
@@ -6744,28 +6829,41 @@
     </w:p>
     <w:p>
       <w:pPr>
-        <w:spacing w:before="60" w:after="60"/>
+        <w:pStyle w:val="Heading2"/>
+        <w:rPr>
+          <w:b w:val="0"/>
+          <w:bCs w:val="0"/>
+          <w:color w:val="1A1A2E"/>
+          <w:sz w:val="21"/>
+          <w:szCs w:val="21"/>
+        </w:rPr>
+      </w:pPr>
+      <w:r>
+        <w:rPr>
+          <w:b w:val="0"/>
+          <w:bCs w:val="0"/>
+          <w:color w:val="1A1A2E"/>
+          <w:sz w:val="21"/>
+          <w:szCs w:val="21"/>
+        </w:rPr>
+        <w:t>Various issues limited the ability to generalise the findings. Firstly, the dataset is created using a single signer under indoor lighting conditions, leaving the issue of cross-signer and cross-environment generalisation to be settled through independent testing procedures. Secondly, there is 13.3% detection failure on the part of MediaPipe that creates a selection bias in the creation and testing of the model due to the systematic exclusion of certain sign poses (extreme angle and severe occlusion). Finally, the project focused only on the recognition of static fingerspelling, while the conversational ASL vocabulary consists primarily of multi-frame signs.</w:t>
+      </w:r>
+    </w:p>
+    <w:p>
+      <w:pPr>
+        <w:pStyle w:val="Heading2"/>
+      </w:pPr>
+      <w:r>
+        <w:t>6.4  Future Work</w:t>
+      </w:r>
+    </w:p>
+    <w:p>
+      <w:pPr>
+        <w:spacing w:before="55" w:after="55"/>
         <w:jc w:val="both"/>
       </w:pPr>
       <w:r>
-        <w:t>Several limitations bound the generalisability of the results and conclusions. The dataset derives from a single signer under controlled indoor lighting, raising questions about cross-signer and cross-environment generalisation that can only be resolved with signer-independent evaluation designs. The 13.3% MediaPipe detection failure rate introduces a non-random selection bias in the training and evaluation data, as certain sign poses (extreme angles, heavy occlusion) are systematically underrepresented. The project addresses only static fingerspelling; the vocabulary of conversational ASL consists overwhelmingly of multi-frame dynamic signs that require temporal sequence modelling beyond the scope of this work.</w:t>
-      </w:r>
-    </w:p>
-    <w:p>
-      <w:pPr>
-        <w:pStyle w:val="Heading2"/>
-      </w:pPr>
-      <w:r>
-        <w:t>6.4  Future Work</w:t>
-      </w:r>
-    </w:p>
-    <w:p>
-      <w:pPr>
-        <w:spacing w:before="60" w:after="60"/>
-        <w:jc w:val="both"/>
-      </w:pPr>
-      <w:r>
-        <w:t>Five directions are identified as high-value extensions of this project:</w:t>
+        <w:t>Five directions can be pinpointed as promising extensions of this work:</w:t>
       </w:r>
     </w:p>
     <w:p>
@@ -6773,13 +6871,13 @@
         <w:pStyle w:val="ListParagraph"/>
         <w:numPr>
           <w:ilvl w:val="0"/>
-          <w:numId w:val="3"/>
+          <w:numId w:val="11"/>
         </w:numPr>
         <w:spacing w:before="55" w:after="55"/>
         <w:jc w:val="both"/>
       </w:pPr>
       <w:r>
-        <w:t>Real-time webcam integration: connecting the predict_sign() function to OpenCV video capture (cv2.VideoCapture(0)) to build a live, interactive fingerspelling recognition demo with sub-100ms end-to-end latency.</w:t>
+        <w:t>Real-time webcam input: connecting the predict_sign() routine with OpenCV video input (cv2.VideoCapture(0)), resulting in an interactive sign language recognition system with latency below 100 ms.</w:t>
       </w:r>
     </w:p>
     <w:p>
@@ -6787,13 +6885,16 @@
         <w:pStyle w:val="ListParagraph"/>
         <w:numPr>
           <w:ilvl w:val="0"/>
-          <w:numId w:val="3"/>
+          <w:numId w:val="11"/>
         </w:numPr>
         <w:spacing w:before="55" w:after="55"/>
         <w:jc w:val="both"/>
       </w:pPr>
       <w:r>
-        <w:t>LSTM for dynamic signs: replacing still-image classification with a Long Short-Term Memory network operating on temporal sequences of per-frame landmark vectors, enabling recognition of full ASL words rather than individual letters.</w:t>
+        <w:t>LSTM for dynamic signs: using LSTM-based sign language recognizer which will process temporal sequences of landmarks vectors instead of images, allowing the recognition of complete words in American Sign Language.</w:t>
+      </w:r>
+      <w:r>
+        <w:t>Signer-independent evaluation: redesigning the train/test split to partition by signer identity (train on signers A–D, test on signer E), providing a reliable estimate of cross-signer generalisation.</w:t>
       </w:r>
     </w:p>
     <w:p>
@@ -6801,13 +6902,13 @@
         <w:pStyle w:val="ListParagraph"/>
         <w:numPr>
           <w:ilvl w:val="0"/>
-          <w:numId w:val="3"/>
+          <w:numId w:val="11"/>
         </w:numPr>
         <w:spacing w:before="55" w:after="55"/>
         <w:jc w:val="both"/>
       </w:pPr>
       <w:r>
-        <w:t>Signer-independent evaluation: redesigning the train/test split to partition by signer identity (train on signers A–D, test on signer E), providing a reliable estimate of cross-signer generalisation.</w:t>
+        <w:t>Feature pruning by SHAP: selection of a minimum set of features (K landmarks) based on SHAP ranking, which ensures 99%+ classification performance while decreasing the feature vector dimension and speeding up inference.</w:t>
       </w:r>
     </w:p>
     <w:p>
@@ -6815,28 +6916,32 @@
         <w:pStyle w:val="ListParagraph"/>
         <w:numPr>
           <w:ilvl w:val="0"/>
-          <w:numId w:val="3"/>
+          <w:numId w:val="11"/>
         </w:numPr>
         <w:spacing w:before="55" w:after="55"/>
         <w:jc w:val="both"/>
       </w:pPr>
       <w:r>
-        <w:t>Feature pruning via SHAP: using the ranked SHAP importance list to identify a minimal feature subset (top-K landmarks) that preserves 99%+ of classification accuracy, reducing the feature vector size and accelerating inference.</w:t>
-      </w:r>
-    </w:p>
-    <w:p>
-      <w:pPr>
-        <w:pStyle w:val="ListParagraph"/>
-        <w:numPr>
-          <w:ilvl w:val="0"/>
-          <w:numId w:val="3"/>
-        </w:numPr>
+        <w:t>CNN Baseline: training a small MobileNetV2 network from scratch on raw RGB pixels (200×200) for an objective comparison with landmarks in terms of accuracy, inference time, memory footprint, and interpretability.</w:t>
+      </w:r>
+    </w:p>
+    <w:p>
+      <w:pPr>
         <w:spacing w:before="55" w:after="55"/>
         <w:jc w:val="both"/>
       </w:pPr>
-      <w:r>
-        <w:t>CNN baseline comparison: training a lightweight MobileNetV2 end-to-end on raw 200×200 RGB pixels to provide a rigorous quantitative comparison between the landmark-based approach and pixel-based deep learning on accuracy, inference latency, memory footprint, and interpretability dimensions.</w:t>
-      </w:r>
+    </w:p>
+    <w:p>
+      <w:pPr>
+        <w:spacing w:before="55" w:after="55"/>
+        <w:jc w:val="both"/>
+      </w:pPr>
+    </w:p>
+    <w:p>
+      <w:pPr>
+        <w:spacing w:before="55" w:after="55"/>
+        <w:jc w:val="both"/>
+      </w:pPr>
     </w:p>
     <w:p>
       <w:pPr>
@@ -6855,22 +6960,9 @@
           <w:sz w:val="34"/>
           <w:szCs w:val="34"/>
         </w:rPr>
+        <w:lastRenderedPageBreak/>
         <w:t>7.  Bibliography and References</w:t>
       </w:r>
-    </w:p>
-    <w:p>
-      <w:pPr>
-        <w:spacing w:before="60" w:after="60"/>
-        <w:jc w:val="both"/>
-      </w:pPr>
-      <w:r>
-        <w:t>All references listed below correspond to explicit citations in the text of this report. References are formatted following IEEE citation style.</w:t>
-      </w:r>
-    </w:p>
-    <w:p>
-      <w:pPr>
-        <w:spacing w:before="80"/>
-      </w:pPr>
     </w:p>
     <w:p>
       <w:pPr>
@@ -6879,11 +6971,7 @@
         <w:jc w:val="both"/>
       </w:pPr>
       <w:r>
-        <w:rPr>
-          <w:sz w:val="20"/>
-          <w:szCs w:val="20"/>
-        </w:rPr>
-        <w:t>[1] Lugaresi, C., Tang, J., Nash, H., McClanahan, C., Uboweja, E., Hays, M., Zhang, F., Chang, C.-L., Yong, M. G., Lee, J., Chang, W.-T., Hua, W., Georg, M., &amp; Grundmann, M. (2019). MediaPipe: A Framework for Building Perception Pipelines. arXiv preprint arXiv:1906.08172.</w:t>
+        <w:t>All sources provided below are directly cited within this report. The references follow the IEEE citation style format.</w:t>
       </w:r>
     </w:p>
     <w:p>
@@ -6892,13 +6980,6 @@
         <w:ind w:left="360" w:hanging="360"/>
         <w:jc w:val="both"/>
       </w:pPr>
-      <w:r>
-        <w:rPr>
-          <w:sz w:val="20"/>
-          <w:szCs w:val="20"/>
-        </w:rPr>
-        <w:t>[2] Taskiran, M., Kahraman, N., &amp; Erdem, C. E. (2020). Real-time Hand Gesture Recognition Based on MediaPipe Hand Landmark Detection Combined with Picked Feature Neural Network Classifier. In Proceedings of the 28th IEEE Signal Processing and Communications Applications Conference (SIU 2020).</w:t>
-      </w:r>
     </w:p>
     <w:p>
       <w:pPr>
@@ -6907,11 +6988,7 @@
         <w:jc w:val="both"/>
       </w:pPr>
       <w:r>
-        <w:rPr>
-          <w:sz w:val="20"/>
-          <w:szCs w:val="20"/>
-        </w:rPr>
-        <w:t>[3] Aly, S., &amp; Aly, W. (2020). DeepArSLR: A Novel Signer-Independent Deep Learning Framework for Isolated Arabic Sign Language Gesture Recognition. IEEE Access, 8, 83199–83212.</w:t>
+        <w:t>[1] Lugaresi, C., Tang, J., Nash, H., McClanahan, C., Uboweja, E., Hays, M., Zhang, F., Chang, C.-L., Yong, M. G., Lee, J., Chang, W.-T., Hua, W., Georg, M., &amp; Grundmann, M. (2019). MediaPipe: A Framework for Building Perception Pipelines. arXiv preprint arXiv:1906.08172.</w:t>
       </w:r>
     </w:p>
     <w:p>
@@ -6919,13 +6996,20 @@
         <w:spacing w:before="100" w:after="60"/>
         <w:ind w:left="360" w:hanging="360"/>
         <w:jc w:val="both"/>
-      </w:pPr>
-      <w:r>
         <w:rPr>
           <w:sz w:val="20"/>
           <w:szCs w:val="20"/>
         </w:rPr>
-        <w:t>[4] Lundberg, S. M., &amp; Lee, S. I. (2017). A Unified Approach to Interpreting Model Predictions. Advances in Neural Information Processing Systems (NeurIPS), 30.</w:t>
+      </w:pPr>
+      <w:r>
+        <w:t>[2] Taskiran, M., Kahraman, N., &amp; Erdem, C. E. (2020). Real-time Hand Gesture Recognition Based on MediaPipe Hand Landmark Detection Combined with Picked Feature Neural Network Classifier. In Proceedings of the 28th IEEE Signal Processing and Communications Applications Conference (SIU 2020).</w:t>
+      </w:r>
+      <w:r>
+        <w:rPr>
+          <w:sz w:val="20"/>
+          <w:szCs w:val="20"/>
+        </w:rPr>
+        <w:t xml:space="preserve"> </w:t>
       </w:r>
     </w:p>
     <w:p>
@@ -6933,13 +7017,17 @@
         <w:spacing w:before="100" w:after="60"/>
         <w:ind w:left="360" w:hanging="360"/>
         <w:jc w:val="both"/>
-      </w:pPr>
-      <w:r>
         <w:rPr>
           <w:sz w:val="20"/>
           <w:szCs w:val="20"/>
         </w:rPr>
-        <w:t>[5] Breiman, L. (2001). Random Forests. Machine Learning, 45(1), 5–32.</w:t>
+      </w:pPr>
+      <w:r>
+        <w:rPr>
+          <w:sz w:val="20"/>
+          <w:szCs w:val="20"/>
+        </w:rPr>
+        <w:t>[3] Aly, S., &amp; Aly, W. (2020). DeepArSLR: A New Signer Independent Deep Learning Approach to Recognition of Isolated Arabic Sign Language Gestures. IEEE Access, 8, 83199–83212.</w:t>
       </w:r>
     </w:p>
     <w:p>
@@ -6947,13 +7035,24 @@
         <w:spacing w:before="100" w:after="60"/>
         <w:ind w:left="360" w:hanging="360"/>
         <w:jc w:val="both"/>
-      </w:pPr>
-      <w:r>
         <w:rPr>
           <w:sz w:val="20"/>
           <w:szCs w:val="20"/>
         </w:rPr>
-        <w:t>[6] Cortes, C., &amp; Vapnik, V. (1995). Support-vector networks. Machine Learning, 20(3), 273–297.</w:t>
+      </w:pPr>
+      <w:r>
+        <w:rPr>
+          <w:sz w:val="20"/>
+          <w:szCs w:val="20"/>
+        </w:rPr>
+        <w:t>[4] Lundberg, S. M., &amp; Lee, S. I. (2017). A Unified Approach to Interpreting Model Predictions. Advances in Neural</w:t>
+      </w:r>
+      <w:r>
+        <w:rPr>
+          <w:sz w:val="20"/>
+          <w:szCs w:val="20"/>
+        </w:rPr>
+        <w:t xml:space="preserve"> </w:t>
       </w:r>
     </w:p>
     <w:p>
@@ -6961,13 +7060,35 @@
         <w:spacing w:before="100" w:after="60"/>
         <w:ind w:left="360" w:hanging="360"/>
         <w:jc w:val="both"/>
-      </w:pPr>
-      <w:r>
         <w:rPr>
           <w:sz w:val="20"/>
           <w:szCs w:val="20"/>
         </w:rPr>
-        <w:t>[7] Cover, T. M., &amp; Hart, P. E. (1967). Nearest Neighbor Pattern Classification. IEEE Transactions on Information Theory, 13(1), 21–27.</w:t>
+      </w:pPr>
+      <w:r>
+        <w:rPr>
+          <w:sz w:val="20"/>
+          <w:szCs w:val="20"/>
+        </w:rPr>
+        <w:t>[5] Breiman, L. (2001). Random Forests. Machine Learning, 45(1), 5-32.</w:t>
+      </w:r>
+    </w:p>
+    <w:p>
+      <w:pPr>
+        <w:spacing w:before="100" w:after="60"/>
+        <w:ind w:left="360" w:hanging="360"/>
+        <w:jc w:val="both"/>
+        <w:rPr>
+          <w:sz w:val="20"/>
+          <w:szCs w:val="20"/>
+        </w:rPr>
+      </w:pPr>
+      <w:r>
+        <w:rPr>
+          <w:sz w:val="20"/>
+          <w:szCs w:val="20"/>
+        </w:rPr>
+        <w:t>[6] Cortes, C. &amp; Vapnik, V. (1995). Support-vector networks. Machine Learning, 20(3), 273-297.</w:t>
       </w:r>
     </w:p>
     <w:p>
@@ -7183,9 +7304,267 @@
 <file path=word/numbering.xml><?xml version="1.0" encoding="utf-8"?>
 <w:numbering xmlns:wpc="http://schemas.microsoft.com/office/word/2010/wordprocessingCanvas" xmlns:cx="http://schemas.microsoft.com/office/drawing/2014/chartex" xmlns:cx1="http://schemas.microsoft.com/office/drawing/2015/9/8/chartex" xmlns:cx2="http://schemas.microsoft.com/office/drawing/2015/10/21/chartex" xmlns:cx3="http://schemas.microsoft.com/office/drawing/2016/5/9/chartex" xmlns:cx4="http://schemas.microsoft.com/office/drawing/2016/5/10/chartex" xmlns:cx5="http://schemas.microsoft.com/office/drawing/2016/5/11/chartex" xmlns:cx6="http://schemas.microsoft.com/office/drawing/2016/5/12/chartex" xmlns:cx7="http://schemas.microsoft.com/office/drawing/2016/5/13/chartex" xmlns:cx8="http://schemas.microsoft.com/office/drawing/2016/5/14/chartex" xmlns:mc="http://schemas.openxmlformats.org/markup-compatibility/2006" xmlns:aink="http://schemas.microsoft.com/office/drawing/2016/ink" xmlns:am3d="http://schemas.microsoft.com/office/drawing/2017/model3d" xmlns:o="urn:schemas-microsoft-com:office:office" xmlns:oel="http://schemas.microsoft.com/office/2019/extlst" xmlns:r="http://schemas.openxmlformats.org/officeDocument/2006/relationships" xmlns:m="http://schemas.openxmlformats.org/officeDocument/2006/math" xmlns:v="urn:schemas-microsoft-com:vml" xmlns:wp14="http://schemas.microsoft.com/office/word/2010/wordprocessingDrawing" xmlns:wp="http://schemas.openxmlformats.org/drawingml/2006/wordprocessingDrawing" xmlns:w10="urn:schemas-microsoft-com:office:word" xmlns:w="http://schemas.openxmlformats.org/wordprocessingml/2006/main" xmlns:w14="http://schemas.microsoft.com/office/word/2010/wordml" xmlns:w15="http://schemas.microsoft.com/office/word/2012/wordml" xmlns:w16cex="http://schemas.microsoft.com/office/word/2018/wordml/cex" xmlns:w16cid="http://schemas.microsoft.com/office/word/2016/wordml/cid" xmlns:w16="http://schemas.microsoft.com/office/word/2018/wordml" xmlns:w16du="http://schemas.microsoft.com/office/word/2023/wordml/word16du" xmlns:w16sdtdh="http://schemas.microsoft.com/office/word/2020/wordml/sdtdatahash" xmlns:w16sdtfl="http://schemas.microsoft.com/office/word/2024/wordml/sdtformatlock" xmlns:w16se="http://schemas.microsoft.com/office/word/2015/wordml/symex" xmlns:wpg="http://schemas.microsoft.com/office/word/2010/wordprocessingGroup" xmlns:wpi="http://schemas.microsoft.com/office/word/2010/wordprocessingInk" xmlns:wne="http://schemas.microsoft.com/office/word/2006/wordml" xmlns:wps="http://schemas.microsoft.com/office/word/2010/wordprocessingShape" mc:Ignorable="w14 w15 w16se w16cid w16 w16cex w16sdtdh w16sdtfl w16du wp14">
   <w:abstractNum w:abstractNumId="0" w15:restartNumberingAfterBreak="0">
+    <w:nsid w:val="0E894D6B"/>
+    <w:multiLevelType w:val="hybridMultilevel"/>
+    <w:tmpl w:val="7DAEF862"/>
+    <w:lvl w:ilvl="0" w:tplc="0409000F">
+      <w:start w:val="1"/>
+      <w:numFmt w:val="decimal"/>
+      <w:lvlText w:val="%1."/>
+      <w:lvlJc w:val="left"/>
+      <w:pPr>
+        <w:ind w:left="720" w:hanging="360"/>
+      </w:pPr>
+    </w:lvl>
+    <w:lvl w:ilvl="1" w:tplc="04090019" w:tentative="1">
+      <w:start w:val="1"/>
+      <w:numFmt w:val="lowerLetter"/>
+      <w:lvlText w:val="%2."/>
+      <w:lvlJc w:val="left"/>
+      <w:pPr>
+        <w:ind w:left="1440" w:hanging="360"/>
+      </w:pPr>
+    </w:lvl>
+    <w:lvl w:ilvl="2" w:tplc="0409001B" w:tentative="1">
+      <w:start w:val="1"/>
+      <w:numFmt w:val="lowerRoman"/>
+      <w:lvlText w:val="%3."/>
+      <w:lvlJc w:val="right"/>
+      <w:pPr>
+        <w:ind w:left="2160" w:hanging="180"/>
+      </w:pPr>
+    </w:lvl>
+    <w:lvl w:ilvl="3" w:tplc="0409000F" w:tentative="1">
+      <w:start w:val="1"/>
+      <w:numFmt w:val="decimal"/>
+      <w:lvlText w:val="%4."/>
+      <w:lvlJc w:val="left"/>
+      <w:pPr>
+        <w:ind w:left="2880" w:hanging="360"/>
+      </w:pPr>
+    </w:lvl>
+    <w:lvl w:ilvl="4" w:tplc="04090019" w:tentative="1">
+      <w:start w:val="1"/>
+      <w:numFmt w:val="lowerLetter"/>
+      <w:lvlText w:val="%5."/>
+      <w:lvlJc w:val="left"/>
+      <w:pPr>
+        <w:ind w:left="3600" w:hanging="360"/>
+      </w:pPr>
+    </w:lvl>
+    <w:lvl w:ilvl="5" w:tplc="0409001B" w:tentative="1">
+      <w:start w:val="1"/>
+      <w:numFmt w:val="lowerRoman"/>
+      <w:lvlText w:val="%6."/>
+      <w:lvlJc w:val="right"/>
+      <w:pPr>
+        <w:ind w:left="4320" w:hanging="180"/>
+      </w:pPr>
+    </w:lvl>
+    <w:lvl w:ilvl="6" w:tplc="0409000F" w:tentative="1">
+      <w:start w:val="1"/>
+      <w:numFmt w:val="decimal"/>
+      <w:lvlText w:val="%7."/>
+      <w:lvlJc w:val="left"/>
+      <w:pPr>
+        <w:ind w:left="5040" w:hanging="360"/>
+      </w:pPr>
+    </w:lvl>
+    <w:lvl w:ilvl="7" w:tplc="04090019" w:tentative="1">
+      <w:start w:val="1"/>
+      <w:numFmt w:val="lowerLetter"/>
+      <w:lvlText w:val="%8."/>
+      <w:lvlJc w:val="left"/>
+      <w:pPr>
+        <w:ind w:left="5760" w:hanging="360"/>
+      </w:pPr>
+    </w:lvl>
+    <w:lvl w:ilvl="8" w:tplc="0409001B" w:tentative="1">
+      <w:start w:val="1"/>
+      <w:numFmt w:val="lowerRoman"/>
+      <w:lvlText w:val="%9."/>
+      <w:lvlJc w:val="right"/>
+      <w:pPr>
+        <w:ind w:left="6480" w:hanging="180"/>
+      </w:pPr>
+    </w:lvl>
+  </w:abstractNum>
+  <w:abstractNum w:abstractNumId="1" w15:restartNumberingAfterBreak="0">
+    <w:nsid w:val="0FFF65F4"/>
+    <w:multiLevelType w:val="hybridMultilevel"/>
+    <w:tmpl w:val="00A8AABC"/>
+    <w:lvl w:ilvl="0" w:tplc="0409000F">
+      <w:start w:val="1"/>
+      <w:numFmt w:val="decimal"/>
+      <w:lvlText w:val="%1."/>
+      <w:lvlJc w:val="left"/>
+      <w:pPr>
+        <w:ind w:left="720" w:hanging="360"/>
+      </w:pPr>
+    </w:lvl>
+    <w:lvl w:ilvl="1" w:tplc="04090019" w:tentative="1">
+      <w:start w:val="1"/>
+      <w:numFmt w:val="lowerLetter"/>
+      <w:lvlText w:val="%2."/>
+      <w:lvlJc w:val="left"/>
+      <w:pPr>
+        <w:ind w:left="1440" w:hanging="360"/>
+      </w:pPr>
+    </w:lvl>
+    <w:lvl w:ilvl="2" w:tplc="0409001B" w:tentative="1">
+      <w:start w:val="1"/>
+      <w:numFmt w:val="lowerRoman"/>
+      <w:lvlText w:val="%3."/>
+      <w:lvlJc w:val="right"/>
+      <w:pPr>
+        <w:ind w:left="2160" w:hanging="180"/>
+      </w:pPr>
+    </w:lvl>
+    <w:lvl w:ilvl="3" w:tplc="0409000F" w:tentative="1">
+      <w:start w:val="1"/>
+      <w:numFmt w:val="decimal"/>
+      <w:lvlText w:val="%4."/>
+      <w:lvlJc w:val="left"/>
+      <w:pPr>
+        <w:ind w:left="2880" w:hanging="360"/>
+      </w:pPr>
+    </w:lvl>
+    <w:lvl w:ilvl="4" w:tplc="04090019" w:tentative="1">
+      <w:start w:val="1"/>
+      <w:numFmt w:val="lowerLetter"/>
+      <w:lvlText w:val="%5."/>
+      <w:lvlJc w:val="left"/>
+      <w:pPr>
+        <w:ind w:left="3600" w:hanging="360"/>
+      </w:pPr>
+    </w:lvl>
+    <w:lvl w:ilvl="5" w:tplc="0409001B" w:tentative="1">
+      <w:start w:val="1"/>
+      <w:numFmt w:val="lowerRoman"/>
+      <w:lvlText w:val="%6."/>
+      <w:lvlJc w:val="right"/>
+      <w:pPr>
+        <w:ind w:left="4320" w:hanging="180"/>
+      </w:pPr>
+    </w:lvl>
+    <w:lvl w:ilvl="6" w:tplc="0409000F" w:tentative="1">
+      <w:start w:val="1"/>
+      <w:numFmt w:val="decimal"/>
+      <w:lvlText w:val="%7."/>
+      <w:lvlJc w:val="left"/>
+      <w:pPr>
+        <w:ind w:left="5040" w:hanging="360"/>
+      </w:pPr>
+    </w:lvl>
+    <w:lvl w:ilvl="7" w:tplc="04090019" w:tentative="1">
+      <w:start w:val="1"/>
+      <w:numFmt w:val="lowerLetter"/>
+      <w:lvlText w:val="%8."/>
+      <w:lvlJc w:val="left"/>
+      <w:pPr>
+        <w:ind w:left="5760" w:hanging="360"/>
+      </w:pPr>
+    </w:lvl>
+    <w:lvl w:ilvl="8" w:tplc="0409001B" w:tentative="1">
+      <w:start w:val="1"/>
+      <w:numFmt w:val="lowerRoman"/>
+      <w:lvlText w:val="%9."/>
+      <w:lvlJc w:val="right"/>
+      <w:pPr>
+        <w:ind w:left="6480" w:hanging="180"/>
+      </w:pPr>
+    </w:lvl>
+  </w:abstractNum>
+  <w:abstractNum w:abstractNumId="2" w15:restartNumberingAfterBreak="0">
+    <w:nsid w:val="1C11012A"/>
+    <w:multiLevelType w:val="hybridMultilevel"/>
+    <w:tmpl w:val="C374EEEA"/>
+    <w:lvl w:ilvl="0" w:tplc="0409000F">
+      <w:start w:val="1"/>
+      <w:numFmt w:val="decimal"/>
+      <w:lvlText w:val="%1."/>
+      <w:lvlJc w:val="left"/>
+      <w:pPr>
+        <w:ind w:left="1080" w:hanging="360"/>
+      </w:pPr>
+    </w:lvl>
+    <w:lvl w:ilvl="1" w:tplc="04090019" w:tentative="1">
+      <w:start w:val="1"/>
+      <w:numFmt w:val="lowerLetter"/>
+      <w:lvlText w:val="%2."/>
+      <w:lvlJc w:val="left"/>
+      <w:pPr>
+        <w:ind w:left="1800" w:hanging="360"/>
+      </w:pPr>
+    </w:lvl>
+    <w:lvl w:ilvl="2" w:tplc="0409001B" w:tentative="1">
+      <w:start w:val="1"/>
+      <w:numFmt w:val="lowerRoman"/>
+      <w:lvlText w:val="%3."/>
+      <w:lvlJc w:val="right"/>
+      <w:pPr>
+        <w:ind w:left="2520" w:hanging="180"/>
+      </w:pPr>
+    </w:lvl>
+    <w:lvl w:ilvl="3" w:tplc="0409000F" w:tentative="1">
+      <w:start w:val="1"/>
+      <w:numFmt w:val="decimal"/>
+      <w:lvlText w:val="%4."/>
+      <w:lvlJc w:val="left"/>
+      <w:pPr>
+        <w:ind w:left="3240" w:hanging="360"/>
+      </w:pPr>
+    </w:lvl>
+    <w:lvl w:ilvl="4" w:tplc="04090019" w:tentative="1">
+      <w:start w:val="1"/>
+      <w:numFmt w:val="lowerLetter"/>
+      <w:lvlText w:val="%5."/>
+      <w:lvlJc w:val="left"/>
+      <w:pPr>
+        <w:ind w:left="3960" w:hanging="360"/>
+      </w:pPr>
+    </w:lvl>
+    <w:lvl w:ilvl="5" w:tplc="0409001B" w:tentative="1">
+      <w:start w:val="1"/>
+      <w:numFmt w:val="lowerRoman"/>
+      <w:lvlText w:val="%6."/>
+      <w:lvlJc w:val="right"/>
+      <w:pPr>
+        <w:ind w:left="4680" w:hanging="180"/>
+      </w:pPr>
+    </w:lvl>
+    <w:lvl w:ilvl="6" w:tplc="0409000F" w:tentative="1">
+      <w:start w:val="1"/>
+      <w:numFmt w:val="decimal"/>
+      <w:lvlText w:val="%7."/>
+      <w:lvlJc w:val="left"/>
+      <w:pPr>
+        <w:ind w:left="5400" w:hanging="360"/>
+      </w:pPr>
+    </w:lvl>
+    <w:lvl w:ilvl="7" w:tplc="04090019" w:tentative="1">
+      <w:start w:val="1"/>
+      <w:numFmt w:val="lowerLetter"/>
+      <w:lvlText w:val="%8."/>
+      <w:lvlJc w:val="left"/>
+      <w:pPr>
+        <w:ind w:left="6120" w:hanging="360"/>
+      </w:pPr>
+    </w:lvl>
+    <w:lvl w:ilvl="8" w:tplc="0409001B" w:tentative="1">
+      <w:start w:val="1"/>
+      <w:numFmt w:val="lowerRoman"/>
+      <w:lvlText w:val="%9."/>
+      <w:lvlJc w:val="right"/>
+      <w:pPr>
+        <w:ind w:left="6840" w:hanging="180"/>
+      </w:pPr>
+    </w:lvl>
+  </w:abstractNum>
+  <w:abstractNum w:abstractNumId="3" w15:restartNumberingAfterBreak="0">
     <w:nsid w:val="24894315"/>
     <w:multiLevelType w:val="hybridMultilevel"/>
-    <w:tmpl w:val="60785D2A"/>
+    <w:tmpl w:val="A91E694E"/>
     <w:lvl w:ilvl="0" w:tplc="8862ABE4">
       <w:start w:val="1"/>
       <w:numFmt w:val="bullet"/>
@@ -7236,7 +7615,289 @@
       <w:lvlJc w:val="left"/>
     </w:lvl>
   </w:abstractNum>
-  <w:abstractNum w:abstractNumId="1" w15:restartNumberingAfterBreak="0">
+  <w:abstractNum w:abstractNumId="4" w15:restartNumberingAfterBreak="0">
+    <w:nsid w:val="32A92EE5"/>
+    <w:multiLevelType w:val="hybridMultilevel"/>
+    <w:tmpl w:val="670CC6D8"/>
+    <w:lvl w:ilvl="0" w:tplc="8862ABE4">
+      <w:start w:val="1"/>
+      <w:numFmt w:val="bullet"/>
+      <w:lvlText w:val="•"/>
+      <w:lvlJc w:val="left"/>
+      <w:pPr>
+        <w:ind w:left="1040" w:hanging="340"/>
+      </w:pPr>
+    </w:lvl>
+    <w:lvl w:ilvl="1" w:tplc="04090003" w:tentative="1">
+      <w:start w:val="1"/>
+      <w:numFmt w:val="bullet"/>
+      <w:lvlText w:val="o"/>
+      <w:lvlJc w:val="left"/>
+      <w:pPr>
+        <w:ind w:left="1800" w:hanging="360"/>
+      </w:pPr>
+      <w:rPr>
+        <w:rFonts w:ascii="Courier New" w:hAnsi="Courier New" w:hint="default"/>
+      </w:rPr>
+    </w:lvl>
+    <w:lvl w:ilvl="2" w:tplc="04090005" w:tentative="1">
+      <w:start w:val="1"/>
+      <w:numFmt w:val="bullet"/>
+      <w:lvlText w:val=""/>
+      <w:lvlJc w:val="left"/>
+      <w:pPr>
+        <w:ind w:left="2520" w:hanging="360"/>
+      </w:pPr>
+      <w:rPr>
+        <w:rFonts w:ascii="Wingdings" w:hAnsi="Wingdings" w:hint="default"/>
+      </w:rPr>
+    </w:lvl>
+    <w:lvl w:ilvl="3" w:tplc="04090001" w:tentative="1">
+      <w:start w:val="1"/>
+      <w:numFmt w:val="bullet"/>
+      <w:lvlText w:val=""/>
+      <w:lvlJc w:val="left"/>
+      <w:pPr>
+        <w:ind w:left="3240" w:hanging="360"/>
+      </w:pPr>
+      <w:rPr>
+        <w:rFonts w:ascii="Symbol" w:hAnsi="Symbol" w:hint="default"/>
+      </w:rPr>
+    </w:lvl>
+    <w:lvl w:ilvl="4" w:tplc="04090003" w:tentative="1">
+      <w:start w:val="1"/>
+      <w:numFmt w:val="bullet"/>
+      <w:lvlText w:val="o"/>
+      <w:lvlJc w:val="left"/>
+      <w:pPr>
+        <w:ind w:left="3960" w:hanging="360"/>
+      </w:pPr>
+      <w:rPr>
+        <w:rFonts w:ascii="Courier New" w:hAnsi="Courier New" w:hint="default"/>
+      </w:rPr>
+    </w:lvl>
+    <w:lvl w:ilvl="5" w:tplc="04090005" w:tentative="1">
+      <w:start w:val="1"/>
+      <w:numFmt w:val="bullet"/>
+      <w:lvlText w:val=""/>
+      <w:lvlJc w:val="left"/>
+      <w:pPr>
+        <w:ind w:left="4680" w:hanging="360"/>
+      </w:pPr>
+      <w:rPr>
+        <w:rFonts w:ascii="Wingdings" w:hAnsi="Wingdings" w:hint="default"/>
+      </w:rPr>
+    </w:lvl>
+    <w:lvl w:ilvl="6" w:tplc="04090001" w:tentative="1">
+      <w:start w:val="1"/>
+      <w:numFmt w:val="bullet"/>
+      <w:lvlText w:val=""/>
+      <w:lvlJc w:val="left"/>
+      <w:pPr>
+        <w:ind w:left="5400" w:hanging="360"/>
+      </w:pPr>
+      <w:rPr>
+        <w:rFonts w:ascii="Symbol" w:hAnsi="Symbol" w:hint="default"/>
+      </w:rPr>
+    </w:lvl>
+    <w:lvl w:ilvl="7" w:tplc="04090003" w:tentative="1">
+      <w:start w:val="1"/>
+      <w:numFmt w:val="bullet"/>
+      <w:lvlText w:val="o"/>
+      <w:lvlJc w:val="left"/>
+      <w:pPr>
+        <w:ind w:left="6120" w:hanging="360"/>
+      </w:pPr>
+      <w:rPr>
+        <w:rFonts w:ascii="Courier New" w:hAnsi="Courier New" w:hint="default"/>
+      </w:rPr>
+    </w:lvl>
+    <w:lvl w:ilvl="8" w:tplc="04090005" w:tentative="1">
+      <w:start w:val="1"/>
+      <w:numFmt w:val="bullet"/>
+      <w:lvlText w:val=""/>
+      <w:lvlJc w:val="left"/>
+      <w:pPr>
+        <w:ind w:left="6840" w:hanging="360"/>
+      </w:pPr>
+      <w:rPr>
+        <w:rFonts w:ascii="Wingdings" w:hAnsi="Wingdings" w:hint="default"/>
+      </w:rPr>
+    </w:lvl>
+  </w:abstractNum>
+  <w:abstractNum w:abstractNumId="5" w15:restartNumberingAfterBreak="0">
+    <w:nsid w:val="32CC7831"/>
+    <w:multiLevelType w:val="hybridMultilevel"/>
+    <w:tmpl w:val="A8D69F5C"/>
+    <w:lvl w:ilvl="0" w:tplc="0409000F">
+      <w:start w:val="1"/>
+      <w:numFmt w:val="decimal"/>
+      <w:lvlText w:val="%1."/>
+      <w:lvlJc w:val="left"/>
+      <w:pPr>
+        <w:ind w:left="720" w:hanging="360"/>
+      </w:pPr>
+    </w:lvl>
+    <w:lvl w:ilvl="1" w:tplc="04090019" w:tentative="1">
+      <w:start w:val="1"/>
+      <w:numFmt w:val="lowerLetter"/>
+      <w:lvlText w:val="%2."/>
+      <w:lvlJc w:val="left"/>
+      <w:pPr>
+        <w:ind w:left="1440" w:hanging="360"/>
+      </w:pPr>
+    </w:lvl>
+    <w:lvl w:ilvl="2" w:tplc="0409001B" w:tentative="1">
+      <w:start w:val="1"/>
+      <w:numFmt w:val="lowerRoman"/>
+      <w:lvlText w:val="%3."/>
+      <w:lvlJc w:val="right"/>
+      <w:pPr>
+        <w:ind w:left="2160" w:hanging="180"/>
+      </w:pPr>
+    </w:lvl>
+    <w:lvl w:ilvl="3" w:tplc="0409000F" w:tentative="1">
+      <w:start w:val="1"/>
+      <w:numFmt w:val="decimal"/>
+      <w:lvlText w:val="%4."/>
+      <w:lvlJc w:val="left"/>
+      <w:pPr>
+        <w:ind w:left="2880" w:hanging="360"/>
+      </w:pPr>
+    </w:lvl>
+    <w:lvl w:ilvl="4" w:tplc="04090019" w:tentative="1">
+      <w:start w:val="1"/>
+      <w:numFmt w:val="lowerLetter"/>
+      <w:lvlText w:val="%5."/>
+      <w:lvlJc w:val="left"/>
+      <w:pPr>
+        <w:ind w:left="3600" w:hanging="360"/>
+      </w:pPr>
+    </w:lvl>
+    <w:lvl w:ilvl="5" w:tplc="0409001B" w:tentative="1">
+      <w:start w:val="1"/>
+      <w:numFmt w:val="lowerRoman"/>
+      <w:lvlText w:val="%6."/>
+      <w:lvlJc w:val="right"/>
+      <w:pPr>
+        <w:ind w:left="4320" w:hanging="180"/>
+      </w:pPr>
+    </w:lvl>
+    <w:lvl w:ilvl="6" w:tplc="0409000F" w:tentative="1">
+      <w:start w:val="1"/>
+      <w:numFmt w:val="decimal"/>
+      <w:lvlText w:val="%7."/>
+      <w:lvlJc w:val="left"/>
+      <w:pPr>
+        <w:ind w:left="5040" w:hanging="360"/>
+      </w:pPr>
+    </w:lvl>
+    <w:lvl w:ilvl="7" w:tplc="04090019" w:tentative="1">
+      <w:start w:val="1"/>
+      <w:numFmt w:val="lowerLetter"/>
+      <w:lvlText w:val="%8."/>
+      <w:lvlJc w:val="left"/>
+      <w:pPr>
+        <w:ind w:left="5760" w:hanging="360"/>
+      </w:pPr>
+    </w:lvl>
+    <w:lvl w:ilvl="8" w:tplc="0409001B" w:tentative="1">
+      <w:start w:val="1"/>
+      <w:numFmt w:val="lowerRoman"/>
+      <w:lvlText w:val="%9."/>
+      <w:lvlJc w:val="right"/>
+      <w:pPr>
+        <w:ind w:left="6480" w:hanging="180"/>
+      </w:pPr>
+    </w:lvl>
+  </w:abstractNum>
+  <w:abstractNum w:abstractNumId="6" w15:restartNumberingAfterBreak="0">
+    <w:nsid w:val="4C4A722B"/>
+    <w:multiLevelType w:val="hybridMultilevel"/>
+    <w:tmpl w:val="40960648"/>
+    <w:lvl w:ilvl="0" w:tplc="0409000F">
+      <w:start w:val="1"/>
+      <w:numFmt w:val="decimal"/>
+      <w:lvlText w:val="%1."/>
+      <w:lvlJc w:val="left"/>
+      <w:pPr>
+        <w:ind w:left="720" w:hanging="360"/>
+      </w:pPr>
+    </w:lvl>
+    <w:lvl w:ilvl="1" w:tplc="04090019" w:tentative="1">
+      <w:start w:val="1"/>
+      <w:numFmt w:val="lowerLetter"/>
+      <w:lvlText w:val="%2."/>
+      <w:lvlJc w:val="left"/>
+      <w:pPr>
+        <w:ind w:left="1440" w:hanging="360"/>
+      </w:pPr>
+    </w:lvl>
+    <w:lvl w:ilvl="2" w:tplc="0409001B" w:tentative="1">
+      <w:start w:val="1"/>
+      <w:numFmt w:val="lowerRoman"/>
+      <w:lvlText w:val="%3."/>
+      <w:lvlJc w:val="right"/>
+      <w:pPr>
+        <w:ind w:left="2160" w:hanging="180"/>
+      </w:pPr>
+    </w:lvl>
+    <w:lvl w:ilvl="3" w:tplc="0409000F" w:tentative="1">
+      <w:start w:val="1"/>
+      <w:numFmt w:val="decimal"/>
+      <w:lvlText w:val="%4."/>
+      <w:lvlJc w:val="left"/>
+      <w:pPr>
+        <w:ind w:left="2880" w:hanging="360"/>
+      </w:pPr>
+    </w:lvl>
+    <w:lvl w:ilvl="4" w:tplc="04090019" w:tentative="1">
+      <w:start w:val="1"/>
+      <w:numFmt w:val="lowerLetter"/>
+      <w:lvlText w:val="%5."/>
+      <w:lvlJc w:val="left"/>
+      <w:pPr>
+        <w:ind w:left="3600" w:hanging="360"/>
+      </w:pPr>
+    </w:lvl>
+    <w:lvl w:ilvl="5" w:tplc="0409001B" w:tentative="1">
+      <w:start w:val="1"/>
+      <w:numFmt w:val="lowerRoman"/>
+      <w:lvlText w:val="%6."/>
+      <w:lvlJc w:val="right"/>
+      <w:pPr>
+        <w:ind w:left="4320" w:hanging="180"/>
+      </w:pPr>
+    </w:lvl>
+    <w:lvl w:ilvl="6" w:tplc="0409000F" w:tentative="1">
+      <w:start w:val="1"/>
+      <w:numFmt w:val="decimal"/>
+      <w:lvlText w:val="%7."/>
+      <w:lvlJc w:val="left"/>
+      <w:pPr>
+        <w:ind w:left="5040" w:hanging="360"/>
+      </w:pPr>
+    </w:lvl>
+    <w:lvl w:ilvl="7" w:tplc="04090019" w:tentative="1">
+      <w:start w:val="1"/>
+      <w:numFmt w:val="lowerLetter"/>
+      <w:lvlText w:val="%8."/>
+      <w:lvlJc w:val="left"/>
+      <w:pPr>
+        <w:ind w:left="5760" w:hanging="360"/>
+      </w:pPr>
+    </w:lvl>
+    <w:lvl w:ilvl="8" w:tplc="0409001B" w:tentative="1">
+      <w:start w:val="1"/>
+      <w:numFmt w:val="lowerRoman"/>
+      <w:lvlText w:val="%9."/>
+      <w:lvlJc w:val="right"/>
+      <w:pPr>
+        <w:ind w:left="6480" w:hanging="180"/>
+      </w:pPr>
+    </w:lvl>
+  </w:abstractNum>
+  <w:abstractNum w:abstractNumId="7" w15:restartNumberingAfterBreak="0">
     <w:nsid w:val="5AA10ECB"/>
     <w:multiLevelType w:val="hybridMultilevel"/>
     <w:tmpl w:val="45042070"/>
@@ -7290,7 +7951,7 @@
       <w:lvlJc w:val="left"/>
     </w:lvl>
   </w:abstractNum>
-  <w:abstractNum w:abstractNumId="2" w15:restartNumberingAfterBreak="0">
+  <w:abstractNum w:abstractNumId="8" w15:restartNumberingAfterBreak="0">
     <w:nsid w:val="64A30D9E"/>
     <w:multiLevelType w:val="hybridMultilevel"/>
     <w:tmpl w:val="70A6E836"/>
@@ -7376,23 +8037,154 @@
       </w:pPr>
     </w:lvl>
   </w:abstractNum>
+  <w:abstractNum w:abstractNumId="9" w15:restartNumberingAfterBreak="0">
+    <w:nsid w:val="65D62044"/>
+    <w:multiLevelType w:val="hybridMultilevel"/>
+    <w:tmpl w:val="212636E8"/>
+    <w:lvl w:ilvl="0" w:tplc="8862ABE4">
+      <w:start w:val="1"/>
+      <w:numFmt w:val="bullet"/>
+      <w:lvlText w:val="•"/>
+      <w:lvlJc w:val="left"/>
+      <w:pPr>
+        <w:ind w:left="680" w:hanging="340"/>
+      </w:pPr>
+    </w:lvl>
+    <w:lvl w:ilvl="1" w:tplc="04090003" w:tentative="1">
+      <w:start w:val="1"/>
+      <w:numFmt w:val="bullet"/>
+      <w:lvlText w:val="o"/>
+      <w:lvlJc w:val="left"/>
+      <w:pPr>
+        <w:ind w:left="1440" w:hanging="360"/>
+      </w:pPr>
+      <w:rPr>
+        <w:rFonts w:ascii="Courier New" w:hAnsi="Courier New" w:hint="default"/>
+      </w:rPr>
+    </w:lvl>
+    <w:lvl w:ilvl="2" w:tplc="04090005" w:tentative="1">
+      <w:start w:val="1"/>
+      <w:numFmt w:val="bullet"/>
+      <w:lvlText w:val=""/>
+      <w:lvlJc w:val="left"/>
+      <w:pPr>
+        <w:ind w:left="2160" w:hanging="360"/>
+      </w:pPr>
+      <w:rPr>
+        <w:rFonts w:ascii="Wingdings" w:hAnsi="Wingdings" w:hint="default"/>
+      </w:rPr>
+    </w:lvl>
+    <w:lvl w:ilvl="3" w:tplc="04090001" w:tentative="1">
+      <w:start w:val="1"/>
+      <w:numFmt w:val="bullet"/>
+      <w:lvlText w:val=""/>
+      <w:lvlJc w:val="left"/>
+      <w:pPr>
+        <w:ind w:left="2880" w:hanging="360"/>
+      </w:pPr>
+      <w:rPr>
+        <w:rFonts w:ascii="Symbol" w:hAnsi="Symbol" w:hint="default"/>
+      </w:rPr>
+    </w:lvl>
+    <w:lvl w:ilvl="4" w:tplc="04090003" w:tentative="1">
+      <w:start w:val="1"/>
+      <w:numFmt w:val="bullet"/>
+      <w:lvlText w:val="o"/>
+      <w:lvlJc w:val="left"/>
+      <w:pPr>
+        <w:ind w:left="3600" w:hanging="360"/>
+      </w:pPr>
+      <w:rPr>
+        <w:rFonts w:ascii="Courier New" w:hAnsi="Courier New" w:hint="default"/>
+      </w:rPr>
+    </w:lvl>
+    <w:lvl w:ilvl="5" w:tplc="04090005" w:tentative="1">
+      <w:start w:val="1"/>
+      <w:numFmt w:val="bullet"/>
+      <w:lvlText w:val=""/>
+      <w:lvlJc w:val="left"/>
+      <w:pPr>
+        <w:ind w:left="4320" w:hanging="360"/>
+      </w:pPr>
+      <w:rPr>
+        <w:rFonts w:ascii="Wingdings" w:hAnsi="Wingdings" w:hint="default"/>
+      </w:rPr>
+    </w:lvl>
+    <w:lvl w:ilvl="6" w:tplc="04090001" w:tentative="1">
+      <w:start w:val="1"/>
+      <w:numFmt w:val="bullet"/>
+      <w:lvlText w:val=""/>
+      <w:lvlJc w:val="left"/>
+      <w:pPr>
+        <w:ind w:left="5040" w:hanging="360"/>
+      </w:pPr>
+      <w:rPr>
+        <w:rFonts w:ascii="Symbol" w:hAnsi="Symbol" w:hint="default"/>
+      </w:rPr>
+    </w:lvl>
+    <w:lvl w:ilvl="7" w:tplc="04090003" w:tentative="1">
+      <w:start w:val="1"/>
+      <w:numFmt w:val="bullet"/>
+      <w:lvlText w:val="o"/>
+      <w:lvlJc w:val="left"/>
+      <w:pPr>
+        <w:ind w:left="5760" w:hanging="360"/>
+      </w:pPr>
+      <w:rPr>
+        <w:rFonts w:ascii="Courier New" w:hAnsi="Courier New" w:hint="default"/>
+      </w:rPr>
+    </w:lvl>
+    <w:lvl w:ilvl="8" w:tplc="04090005" w:tentative="1">
+      <w:start w:val="1"/>
+      <w:numFmt w:val="bullet"/>
+      <w:lvlText w:val=""/>
+      <w:lvlJc w:val="left"/>
+      <w:pPr>
+        <w:ind w:left="6480" w:hanging="360"/>
+      </w:pPr>
+      <w:rPr>
+        <w:rFonts w:ascii="Wingdings" w:hAnsi="Wingdings" w:hint="default"/>
+      </w:rPr>
+    </w:lvl>
+  </w:abstractNum>
   <w:num w:numId="1" w16cid:durableId="107509015">
-    <w:abstractNumId w:val="2"/>
+    <w:abstractNumId w:val="8"/>
     <w:lvlOverride w:ilvl="0">
       <w:startOverride w:val="1"/>
     </w:lvlOverride>
   </w:num>
   <w:num w:numId="2" w16cid:durableId="484978140">
-    <w:abstractNumId w:val="0"/>
+    <w:abstractNumId w:val="3"/>
+  </w:num>
+  <w:num w:numId="3" w16cid:durableId="298347285">
+    <w:abstractNumId w:val="7"/>
     <w:lvlOverride w:ilvl="0">
       <w:startOverride w:val="1"/>
     </w:lvlOverride>
   </w:num>
-  <w:num w:numId="3" w16cid:durableId="298347285">
+  <w:num w:numId="4" w16cid:durableId="698894224">
     <w:abstractNumId w:val="1"/>
-    <w:lvlOverride w:ilvl="0">
-      <w:startOverride w:val="1"/>
-    </w:lvlOverride>
+  </w:num>
+  <w:num w:numId="5" w16cid:durableId="192966140">
+    <w:abstractNumId w:val="5"/>
+  </w:num>
+  <w:num w:numId="6" w16cid:durableId="1556500273">
+    <w:abstractNumId w:val="3"/>
+  </w:num>
+  <w:num w:numId="7" w16cid:durableId="962349829">
+    <w:abstractNumId w:val="6"/>
+  </w:num>
+  <w:num w:numId="8" w16cid:durableId="766075451">
+    <w:abstractNumId w:val="4"/>
+  </w:num>
+  <w:num w:numId="9" w16cid:durableId="1396511964">
+    <w:abstractNumId w:val="9"/>
+  </w:num>
+  <w:num w:numId="10" w16cid:durableId="1944218731">
+    <w:abstractNumId w:val="0"/>
+  </w:num>
+  <w:num w:numId="11" w16cid:durableId="538200679">
+    <w:abstractNumId w:val="2"/>
   </w:num>
 </w:numbering>
 </file>
@@ -8003,6 +8795,17 @@
       <w:szCs w:val="20"/>
     </w:rPr>
   </w:style>
+  <w:style w:type="character" w:styleId="Strong">
+    <w:name w:val="Strong"/>
+    <w:basedOn w:val="DefaultParagraphFont"/>
+    <w:uiPriority w:val="22"/>
+    <w:qFormat/>
+    <w:rsid w:val="0093581D"/>
+    <w:rPr>
+      <w:b/>
+      <w:bCs/>
+    </w:rPr>
+  </w:style>
 </w:styles>
 </file>
 
